--- a/przypadki użycia.docx
+++ b/przypadki użycia.docx
@@ -134,22 +134,1725 @@
           <w:sz w:val="40"/>
           <w:szCs w:val="40"/>
         </w:rPr>
-        <w:t>Warunki wstępn</w:t>
-      </w:r>
-      <w:r>
-        <w:rPr>
-          <w:rFonts w:ascii="Bahnschrift SemiLight Condensed" w:hAnsi="Bahnschrift SemiLight Condensed"/>
-          <w:b/>
-          <w:bCs/>
-          <w:sz w:val="40"/>
-          <w:szCs w:val="40"/>
-        </w:rPr>
-        <w:t>e</w:t>
+        <w:t>Warunki wstępne</w:t>
       </w:r>
     </w:p>
     <w:p>
       <w:pPr>
         <w:pStyle w:val="Akapitzlist"/>
+        <w:numPr>
+          <w:ilvl w:val="0"/>
+          <w:numId w:val="2"/>
+        </w:numPr>
+        <w:rPr>
+          <w:rFonts w:ascii="Bahnschrift SemiLight Condensed" w:hAnsi="Bahnschrift SemiLight Condensed"/>
+          <w:sz w:val="40"/>
+          <w:szCs w:val="40"/>
+        </w:rPr>
+      </w:pPr>
+      <w:r>
+        <w:rPr>
+          <w:rFonts w:ascii="Bahnschrift SemiLight Condensed" w:hAnsi="Bahnschrift SemiLight Condensed"/>
+          <w:sz w:val="40"/>
+          <w:szCs w:val="40"/>
+        </w:rPr>
+        <w:t xml:space="preserve">Klient ma dostęp do strony </w:t>
+      </w:r>
+      <w:proofErr w:type="spellStart"/>
+      <w:r>
+        <w:rPr>
+          <w:rFonts w:ascii="Bahnschrift SemiLight Condensed" w:hAnsi="Bahnschrift SemiLight Condensed"/>
+          <w:sz w:val="40"/>
+          <w:szCs w:val="40"/>
+        </w:rPr>
+        <w:t>internrtowej</w:t>
+      </w:r>
+      <w:proofErr w:type="spellEnd"/>
+      <w:r>
+        <w:rPr>
+          <w:rFonts w:ascii="Bahnschrift SemiLight Condensed" w:hAnsi="Bahnschrift SemiLight Condensed"/>
+          <w:sz w:val="40"/>
+          <w:szCs w:val="40"/>
+        </w:rPr>
+        <w:t>, może ją przeglądać.</w:t>
+      </w:r>
+    </w:p>
+    <w:p>
+      <w:pPr>
+        <w:pStyle w:val="Akapitzlist"/>
+        <w:numPr>
+          <w:ilvl w:val="0"/>
+          <w:numId w:val="2"/>
+        </w:numPr>
+        <w:rPr>
+          <w:rFonts w:ascii="Bahnschrift SemiLight Condensed" w:hAnsi="Bahnschrift SemiLight Condensed"/>
+          <w:sz w:val="40"/>
+          <w:szCs w:val="40"/>
+        </w:rPr>
+      </w:pPr>
+      <w:r>
+        <w:rPr>
+          <w:rFonts w:ascii="Bahnschrift SemiLight Condensed" w:hAnsi="Bahnschrift SemiLight Condensed"/>
+          <w:sz w:val="40"/>
+          <w:szCs w:val="40"/>
+        </w:rPr>
+        <w:t>Zalogowanie nie jest wymagane wyszukiwanie jest dostępne publicznie</w:t>
+      </w:r>
+      <w:r>
+        <w:rPr>
+          <w:rFonts w:ascii="Bahnschrift SemiLight Condensed" w:hAnsi="Bahnschrift SemiLight Condensed"/>
+          <w:sz w:val="40"/>
+          <w:szCs w:val="40"/>
+        </w:rPr>
+        <w:t>.</w:t>
+      </w:r>
+    </w:p>
+    <w:p>
+      <w:pPr>
+        <w:pStyle w:val="Akapitzlist"/>
+        <w:numPr>
+          <w:ilvl w:val="0"/>
+          <w:numId w:val="2"/>
+        </w:numPr>
+        <w:rPr>
+          <w:rFonts w:ascii="Bahnschrift SemiLight Condensed" w:hAnsi="Bahnschrift SemiLight Condensed"/>
+          <w:sz w:val="40"/>
+          <w:szCs w:val="40"/>
+        </w:rPr>
+      </w:pPr>
+      <w:r>
+        <w:rPr>
+          <w:rFonts w:ascii="Bahnschrift SemiLight Condensed" w:hAnsi="Bahnschrift SemiLight Condensed"/>
+          <w:sz w:val="40"/>
+          <w:szCs w:val="40"/>
+        </w:rPr>
+        <w:t xml:space="preserve">By dodać </w:t>
+      </w:r>
+      <w:proofErr w:type="spellStart"/>
+      <w:r>
+        <w:rPr>
+          <w:rFonts w:ascii="Bahnschrift SemiLight Condensed" w:hAnsi="Bahnschrift SemiLight Condensed"/>
+          <w:sz w:val="40"/>
+          <w:szCs w:val="40"/>
+        </w:rPr>
+        <w:t>prokukt</w:t>
+      </w:r>
+      <w:proofErr w:type="spellEnd"/>
+      <w:r>
+        <w:rPr>
+          <w:rFonts w:ascii="Bahnschrift SemiLight Condensed" w:hAnsi="Bahnschrift SemiLight Condensed"/>
+          <w:sz w:val="40"/>
+          <w:szCs w:val="40"/>
+        </w:rPr>
+        <w:t xml:space="preserve"> do koszyka internetowego lub dodać do ulubionych </w:t>
+      </w:r>
+      <w:proofErr w:type="spellStart"/>
+      <w:r>
+        <w:rPr>
+          <w:rFonts w:ascii="Bahnschrift SemiLight Condensed" w:hAnsi="Bahnschrift SemiLight Condensed"/>
+          <w:sz w:val="40"/>
+          <w:szCs w:val="40"/>
+        </w:rPr>
+        <w:t>użytkownim</w:t>
+      </w:r>
+      <w:proofErr w:type="spellEnd"/>
+      <w:r>
+        <w:rPr>
+          <w:rFonts w:ascii="Bahnschrift SemiLight Condensed" w:hAnsi="Bahnschrift SemiLight Condensed"/>
+          <w:sz w:val="40"/>
+          <w:szCs w:val="40"/>
+        </w:rPr>
+        <w:t xml:space="preserve"> musi się zalogować.</w:t>
+      </w:r>
+    </w:p>
+    <w:p>
+      <w:pPr>
+        <w:rPr>
+          <w:rFonts w:ascii="Bahnschrift SemiLight Condensed" w:hAnsi="Bahnschrift SemiLight Condensed"/>
+          <w:sz w:val="40"/>
+          <w:szCs w:val="40"/>
+        </w:rPr>
+      </w:pPr>
+      <w:r>
+        <w:rPr>
+          <w:rFonts w:ascii="Bahnschrift SemiLight Condensed" w:hAnsi="Bahnschrift SemiLight Condensed"/>
+          <w:b/>
+          <w:bCs/>
+          <w:sz w:val="40"/>
+          <w:szCs w:val="40"/>
+        </w:rPr>
+        <w:t xml:space="preserve"> Warunki końcowe </w:t>
+      </w:r>
+      <w:r>
+        <w:rPr>
+          <w:rFonts w:ascii="Bahnschrift SemiLight Condensed" w:hAnsi="Bahnschrift SemiLight Condensed"/>
+          <w:sz w:val="40"/>
+          <w:szCs w:val="40"/>
+        </w:rPr>
+        <w:t>(sukces)</w:t>
+      </w:r>
+    </w:p>
+    <w:p>
+      <w:pPr>
+        <w:pStyle w:val="Akapitzlist"/>
+        <w:numPr>
+          <w:ilvl w:val="0"/>
+          <w:numId w:val="3"/>
+        </w:numPr>
+        <w:rPr>
+          <w:rFonts w:ascii="Bahnschrift SemiLight Condensed" w:hAnsi="Bahnschrift SemiLight Condensed"/>
+          <w:sz w:val="40"/>
+          <w:szCs w:val="40"/>
+        </w:rPr>
+      </w:pPr>
+      <w:r>
+        <w:rPr>
+          <w:rFonts w:ascii="Bahnschrift SemiLight Condensed" w:hAnsi="Bahnschrift SemiLight Condensed"/>
+          <w:sz w:val="40"/>
+          <w:szCs w:val="40"/>
+        </w:rPr>
+        <w:t>Użytkownik po zalogowaniu lub rejestracji ma więcej możliwości.</w:t>
+      </w:r>
+    </w:p>
+    <w:p>
+      <w:pPr>
+        <w:rPr>
+          <w:rFonts w:ascii="Bahnschrift SemiLight Condensed" w:hAnsi="Bahnschrift SemiLight Condensed"/>
+          <w:b/>
+          <w:bCs/>
+          <w:sz w:val="40"/>
+          <w:szCs w:val="40"/>
+        </w:rPr>
+      </w:pPr>
+      <w:r>
+        <w:rPr>
+          <w:rFonts w:ascii="Bahnschrift SemiLight Condensed" w:hAnsi="Bahnschrift SemiLight Condensed"/>
+          <w:b/>
+          <w:bCs/>
+          <w:sz w:val="40"/>
+          <w:szCs w:val="40"/>
+        </w:rPr>
+        <w:t>Główny przebieg zdarzeń</w:t>
+      </w:r>
+    </w:p>
+    <w:p>
+      <w:pPr>
+        <w:rPr>
+          <w:rFonts w:ascii="Bahnschrift SemiLight Condensed" w:hAnsi="Bahnschrift SemiLight Condensed"/>
+          <w:sz w:val="40"/>
+          <w:szCs w:val="40"/>
+        </w:rPr>
+      </w:pPr>
+      <w:r>
+        <w:rPr>
+          <w:rFonts w:ascii="Bahnschrift SemiLight Condensed" w:hAnsi="Bahnschrift SemiLight Condensed"/>
+          <w:sz w:val="40"/>
+          <w:szCs w:val="40"/>
+        </w:rPr>
+        <w:t>1 Użytkownik wchodzi na stronę internetową</w:t>
+      </w:r>
+      <w:r>
+        <w:rPr>
+          <w:rFonts w:ascii="Bahnschrift SemiLight Condensed" w:hAnsi="Bahnschrift SemiLight Condensed"/>
+          <w:sz w:val="40"/>
+          <w:szCs w:val="40"/>
+        </w:rPr>
+        <w:t>.</w:t>
+      </w:r>
+    </w:p>
+    <w:p>
+      <w:pPr>
+        <w:rPr>
+          <w:rFonts w:ascii="Bahnschrift SemiLight Condensed" w:hAnsi="Bahnschrift SemiLight Condensed"/>
+          <w:sz w:val="40"/>
+          <w:szCs w:val="40"/>
+        </w:rPr>
+      </w:pPr>
+      <w:r>
+        <w:rPr>
+          <w:rFonts w:ascii="Bahnschrift SemiLight Condensed" w:hAnsi="Bahnschrift SemiLight Condensed"/>
+          <w:sz w:val="40"/>
+          <w:szCs w:val="40"/>
+        </w:rPr>
+        <w:t xml:space="preserve">2 </w:t>
+      </w:r>
+      <w:r>
+        <w:rPr>
+          <w:rFonts w:ascii="Bahnschrift SemiLight Condensed" w:hAnsi="Bahnschrift SemiLight Condensed"/>
+          <w:sz w:val="40"/>
+          <w:szCs w:val="40"/>
+        </w:rPr>
+        <w:t>Przegląda dostępne zestawy</w:t>
+      </w:r>
+      <w:r>
+        <w:rPr>
+          <w:rFonts w:ascii="Bahnschrift SemiLight Condensed" w:hAnsi="Bahnschrift SemiLight Condensed"/>
+          <w:sz w:val="40"/>
+          <w:szCs w:val="40"/>
+        </w:rPr>
+        <w:t>.</w:t>
+      </w:r>
+    </w:p>
+    <w:p>
+      <w:pPr>
+        <w:rPr>
+          <w:rFonts w:ascii="Bahnschrift SemiLight Condensed" w:hAnsi="Bahnschrift SemiLight Condensed"/>
+          <w:sz w:val="40"/>
+          <w:szCs w:val="40"/>
+        </w:rPr>
+      </w:pPr>
+      <w:r>
+        <w:rPr>
+          <w:rFonts w:ascii="Bahnschrift SemiLight Condensed" w:hAnsi="Bahnschrift SemiLight Condensed"/>
+          <w:sz w:val="40"/>
+          <w:szCs w:val="40"/>
+        </w:rPr>
+        <w:t xml:space="preserve">3 Po dodaniu do ulubionych lub do koszyka wyskoczy mu okno </w:t>
+      </w:r>
+      <w:proofErr w:type="gramStart"/>
+      <w:r>
+        <w:rPr>
+          <w:rFonts w:ascii="Bahnschrift SemiLight Condensed" w:hAnsi="Bahnschrift SemiLight Condensed"/>
+          <w:sz w:val="40"/>
+          <w:szCs w:val="40"/>
+        </w:rPr>
+        <w:t>logowania</w:t>
+      </w:r>
+      <w:proofErr w:type="gramEnd"/>
+      <w:r>
+        <w:rPr>
+          <w:rFonts w:ascii="Bahnschrift SemiLight Condensed" w:hAnsi="Bahnschrift SemiLight Condensed"/>
+          <w:sz w:val="40"/>
+          <w:szCs w:val="40"/>
+        </w:rPr>
+        <w:t xml:space="preserve"> gdyby nie był zalogowany do tej pory</w:t>
+      </w:r>
+      <w:r>
+        <w:rPr>
+          <w:rFonts w:ascii="Bahnschrift SemiLight Condensed" w:hAnsi="Bahnschrift SemiLight Condensed"/>
+          <w:sz w:val="40"/>
+          <w:szCs w:val="40"/>
+        </w:rPr>
+        <w:t>.</w:t>
+      </w:r>
+    </w:p>
+    <w:p>
+      <w:pPr>
+        <w:rPr>
+          <w:rFonts w:ascii="Bahnschrift SemiLight Condensed" w:hAnsi="Bahnschrift SemiLight Condensed"/>
+          <w:sz w:val="40"/>
+          <w:szCs w:val="40"/>
+        </w:rPr>
+      </w:pPr>
+    </w:p>
+    <w:p>
+      <w:pPr>
+        <w:rPr>
+          <w:rFonts w:ascii="Bahnschrift SemiLight Condensed" w:hAnsi="Bahnschrift SemiLight Condensed"/>
+          <w:sz w:val="40"/>
+          <w:szCs w:val="40"/>
+        </w:rPr>
+      </w:pPr>
+      <w:r>
+        <w:rPr>
+          <w:rFonts w:ascii="Bahnschrift SemiLight Condensed" w:hAnsi="Bahnschrift SemiLight Condensed"/>
+          <w:sz w:val="44"/>
+          <w:szCs w:val="44"/>
+          <w:highlight w:val="lightGray"/>
+          <w:u w:val="single"/>
+        </w:rPr>
+        <w:lastRenderedPageBreak/>
+        <w:t xml:space="preserve">2. Przeglądanie produktów </w:t>
+      </w:r>
+      <w:r>
+        <w:rPr>
+          <w:rFonts w:ascii="Bahnschrift SemiLight Condensed" w:hAnsi="Bahnschrift SemiLight Condensed"/>
+          <w:sz w:val="44"/>
+          <w:szCs w:val="44"/>
+          <w:highlight w:val="lightGray"/>
+          <w:u w:val="single"/>
+        </w:rPr>
+        <w:t xml:space="preserve">oraz </w:t>
+      </w:r>
+      <w:r>
+        <w:rPr>
+          <w:rFonts w:ascii="Bahnschrift SemiLight Condensed" w:hAnsi="Bahnschrift SemiLight Condensed"/>
+          <w:sz w:val="44"/>
+          <w:szCs w:val="44"/>
+          <w:highlight w:val="lightGray"/>
+          <w:u w:val="single"/>
+        </w:rPr>
+        <w:t xml:space="preserve">wyszukiwanie </w:t>
+      </w:r>
+      <w:r>
+        <w:rPr>
+          <w:rFonts w:ascii="Bahnschrift SemiLight Condensed" w:hAnsi="Bahnschrift SemiLight Condensed"/>
+          <w:sz w:val="44"/>
+          <w:szCs w:val="44"/>
+          <w:highlight w:val="lightGray"/>
+          <w:u w:val="single"/>
+        </w:rPr>
+        <w:t>ich</w:t>
+      </w:r>
+      <w:r>
+        <w:rPr>
+          <w:rFonts w:ascii="Bahnschrift SemiLight Condensed" w:hAnsi="Bahnschrift SemiLight Condensed"/>
+          <w:sz w:val="44"/>
+          <w:szCs w:val="44"/>
+          <w:u w:val="single"/>
+        </w:rPr>
+        <w:t xml:space="preserve"> </w:t>
+      </w:r>
+    </w:p>
+    <w:p>
+      <w:pPr>
+        <w:rPr>
+          <w:rFonts w:ascii="Bahnschrift SemiLight Condensed" w:hAnsi="Bahnschrift SemiLight Condensed"/>
+          <w:sz w:val="40"/>
+          <w:szCs w:val="40"/>
+        </w:rPr>
+      </w:pPr>
+      <w:r>
+        <w:rPr>
+          <w:rFonts w:ascii="Bahnschrift SemiLight Condensed" w:hAnsi="Bahnschrift SemiLight Condensed"/>
+          <w:b/>
+          <w:bCs/>
+          <w:sz w:val="40"/>
+          <w:szCs w:val="40"/>
+        </w:rPr>
+        <w:t>Aktor główny:</w:t>
+      </w:r>
+      <w:r>
+        <w:rPr>
+          <w:rFonts w:ascii="Bahnschrift SemiLight Condensed" w:hAnsi="Bahnschrift SemiLight Condensed"/>
+          <w:sz w:val="40"/>
+          <w:szCs w:val="40"/>
+        </w:rPr>
+        <w:t xml:space="preserve"> Klient </w:t>
+      </w:r>
+    </w:p>
+    <w:p>
+      <w:pPr>
+        <w:rPr>
+          <w:rFonts w:ascii="Bahnschrift SemiLight Condensed" w:hAnsi="Bahnschrift SemiLight Condensed"/>
+          <w:sz w:val="40"/>
+          <w:szCs w:val="40"/>
+        </w:rPr>
+      </w:pPr>
+      <w:r>
+        <w:rPr>
+          <w:rFonts w:ascii="Bahnschrift SemiLight Condensed" w:hAnsi="Bahnschrift SemiLight Condensed"/>
+          <w:b/>
+          <w:bCs/>
+          <w:sz w:val="40"/>
+          <w:szCs w:val="40"/>
+        </w:rPr>
+        <w:t>Cel:</w:t>
+      </w:r>
+      <w:r>
+        <w:rPr>
+          <w:rFonts w:ascii="Bahnschrift SemiLight Condensed" w:hAnsi="Bahnschrift SemiLight Condensed"/>
+          <w:sz w:val="40"/>
+          <w:szCs w:val="40"/>
+        </w:rPr>
+        <w:t xml:space="preserve"> </w:t>
+      </w:r>
+      <w:r>
+        <w:rPr>
+          <w:rFonts w:ascii="Bahnschrift SemiLight Condensed" w:hAnsi="Bahnschrift SemiLight Condensed"/>
+          <w:sz w:val="40"/>
+          <w:szCs w:val="40"/>
+        </w:rPr>
+        <w:t>Przeglądanie produktów na stronie i wyszukiwanie konkretnych zestawów</w:t>
+      </w:r>
+      <w:r>
+        <w:rPr>
+          <w:rFonts w:ascii="Bahnschrift SemiLight Condensed" w:hAnsi="Bahnschrift SemiLight Condensed"/>
+          <w:sz w:val="40"/>
+          <w:szCs w:val="40"/>
+        </w:rPr>
+        <w:t>.</w:t>
+      </w:r>
+    </w:p>
+    <w:p>
+      <w:pPr>
+        <w:rPr>
+          <w:rFonts w:ascii="Bahnschrift SemiLight Condensed" w:hAnsi="Bahnschrift SemiLight Condensed"/>
+          <w:b/>
+          <w:bCs/>
+          <w:sz w:val="40"/>
+          <w:szCs w:val="40"/>
+        </w:rPr>
+      </w:pPr>
+      <w:r>
+        <w:rPr>
+          <w:rFonts w:ascii="Bahnschrift SemiLight Condensed" w:hAnsi="Bahnschrift SemiLight Condensed"/>
+          <w:b/>
+          <w:bCs/>
+          <w:sz w:val="40"/>
+          <w:szCs w:val="40"/>
+        </w:rPr>
+        <w:t>Warunki wstępne</w:t>
+      </w:r>
+    </w:p>
+    <w:p>
+      <w:pPr>
+        <w:pStyle w:val="Akapitzlist"/>
+        <w:numPr>
+          <w:ilvl w:val="0"/>
+          <w:numId w:val="3"/>
+        </w:numPr>
+        <w:rPr>
+          <w:rFonts w:ascii="Bahnschrift SemiLight Condensed" w:hAnsi="Bahnschrift SemiLight Condensed"/>
+          <w:sz w:val="40"/>
+          <w:szCs w:val="40"/>
+        </w:rPr>
+      </w:pPr>
+      <w:r>
+        <w:rPr>
+          <w:rFonts w:ascii="Bahnschrift SemiLight Condensed" w:hAnsi="Bahnschrift SemiLight Condensed"/>
+          <w:sz w:val="40"/>
+          <w:szCs w:val="40"/>
+        </w:rPr>
+        <w:t>Użytkownik bezproblemowy ma dostęp do przeglądu</w:t>
+      </w:r>
+      <w:r>
+        <w:rPr>
+          <w:rFonts w:ascii="Bahnschrift SemiLight Condensed" w:hAnsi="Bahnschrift SemiLight Condensed"/>
+          <w:sz w:val="40"/>
+          <w:szCs w:val="40"/>
+        </w:rPr>
+        <w:t>.</w:t>
+      </w:r>
+    </w:p>
+    <w:p>
+      <w:pPr>
+        <w:rPr>
+          <w:rFonts w:ascii="Bahnschrift SemiLight Condensed" w:hAnsi="Bahnschrift SemiLight Condensed"/>
+          <w:sz w:val="40"/>
+          <w:szCs w:val="40"/>
+        </w:rPr>
+      </w:pPr>
+      <w:r>
+        <w:rPr>
+          <w:rFonts w:ascii="Bahnschrift SemiLight Condensed" w:hAnsi="Bahnschrift SemiLight Condensed"/>
+          <w:b/>
+          <w:bCs/>
+          <w:sz w:val="40"/>
+          <w:szCs w:val="40"/>
+        </w:rPr>
+        <w:t>Warunki końcowe</w:t>
+      </w:r>
+      <w:r>
+        <w:rPr>
+          <w:rFonts w:ascii="Bahnschrift SemiLight Condensed" w:hAnsi="Bahnschrift SemiLight Condensed"/>
+          <w:sz w:val="40"/>
+          <w:szCs w:val="40"/>
+        </w:rPr>
+        <w:t xml:space="preserve"> (sukces)</w:t>
+      </w:r>
+    </w:p>
+    <w:p>
+      <w:pPr>
+        <w:pStyle w:val="Akapitzlist"/>
+        <w:numPr>
+          <w:ilvl w:val="0"/>
+          <w:numId w:val="3"/>
+        </w:numPr>
+        <w:rPr>
+          <w:rFonts w:ascii="Bahnschrift SemiLight Condensed" w:hAnsi="Bahnschrift SemiLight Condensed"/>
+          <w:sz w:val="40"/>
+          <w:szCs w:val="40"/>
+        </w:rPr>
+      </w:pPr>
+      <w:r>
+        <w:rPr>
+          <w:rFonts w:ascii="Bahnschrift SemiLight Condensed" w:hAnsi="Bahnschrift SemiLight Condensed"/>
+          <w:sz w:val="40"/>
+          <w:szCs w:val="40"/>
+        </w:rPr>
+        <w:t>Użytkownik po zalogowaniu lub rejestracji ma więcej możliwości.</w:t>
+      </w:r>
+    </w:p>
+    <w:p>
+      <w:pPr>
+        <w:rPr>
+          <w:rFonts w:ascii="Bahnschrift SemiLight Condensed" w:hAnsi="Bahnschrift SemiLight Condensed"/>
+          <w:b/>
+          <w:bCs/>
+          <w:sz w:val="40"/>
+          <w:szCs w:val="40"/>
+        </w:rPr>
+      </w:pPr>
+      <w:r>
+        <w:rPr>
+          <w:rFonts w:ascii="Bahnschrift SemiLight Condensed" w:hAnsi="Bahnschrift SemiLight Condensed"/>
+          <w:b/>
+          <w:bCs/>
+          <w:sz w:val="40"/>
+          <w:szCs w:val="40"/>
+        </w:rPr>
+        <w:t>Główny przebieg zdarzeń</w:t>
+      </w:r>
+    </w:p>
+    <w:p>
+      <w:pPr>
+        <w:rPr>
+          <w:rFonts w:ascii="Bahnschrift SemiLight Condensed" w:hAnsi="Bahnschrift SemiLight Condensed"/>
+          <w:sz w:val="40"/>
+          <w:szCs w:val="40"/>
+        </w:rPr>
+      </w:pPr>
+      <w:r>
+        <w:rPr>
+          <w:rFonts w:ascii="Bahnschrift SemiLight Condensed" w:hAnsi="Bahnschrift SemiLight Condensed"/>
+          <w:sz w:val="40"/>
+          <w:szCs w:val="40"/>
+        </w:rPr>
+        <w:t xml:space="preserve">1 </w:t>
+      </w:r>
+      <w:proofErr w:type="spellStart"/>
+      <w:r>
+        <w:rPr>
+          <w:rFonts w:ascii="Bahnschrift SemiLight Condensed" w:hAnsi="Bahnschrift SemiLight Condensed"/>
+          <w:sz w:val="40"/>
+          <w:szCs w:val="40"/>
+        </w:rPr>
+        <w:t>Użytkownimk</w:t>
+      </w:r>
+      <w:proofErr w:type="spellEnd"/>
+      <w:r>
+        <w:rPr>
+          <w:rFonts w:ascii="Bahnschrift SemiLight Condensed" w:hAnsi="Bahnschrift SemiLight Condensed"/>
+          <w:sz w:val="40"/>
+          <w:szCs w:val="40"/>
+        </w:rPr>
+        <w:t xml:space="preserve"> ma dostęp do przeglądania produktów</w:t>
+      </w:r>
+      <w:r>
+        <w:rPr>
+          <w:rFonts w:ascii="Bahnschrift SemiLight Condensed" w:hAnsi="Bahnschrift SemiLight Condensed"/>
+          <w:sz w:val="40"/>
+          <w:szCs w:val="40"/>
+        </w:rPr>
+        <w:t>.</w:t>
+      </w:r>
+    </w:p>
+    <w:p>
+      <w:pPr>
+        <w:rPr>
+          <w:rFonts w:ascii="Bahnschrift SemiLight Condensed" w:hAnsi="Bahnschrift SemiLight Condensed"/>
+          <w:sz w:val="40"/>
+          <w:szCs w:val="40"/>
+        </w:rPr>
+      </w:pPr>
+      <w:r>
+        <w:rPr>
+          <w:rFonts w:ascii="Bahnschrift SemiLight Condensed" w:hAnsi="Bahnschrift SemiLight Condensed"/>
+          <w:sz w:val="40"/>
+          <w:szCs w:val="40"/>
+        </w:rPr>
+        <w:t>2</w:t>
+      </w:r>
+      <w:r>
+        <w:rPr>
+          <w:rFonts w:ascii="Bahnschrift SemiLight Condensed" w:hAnsi="Bahnschrift SemiLight Condensed"/>
+          <w:sz w:val="40"/>
+          <w:szCs w:val="40"/>
+        </w:rPr>
+        <w:t xml:space="preserve"> Może również wyszukać konkretnego zestawu w wyszukiwarce </w:t>
+      </w:r>
+      <w:proofErr w:type="gramStart"/>
+      <w:r>
+        <w:rPr>
+          <w:rFonts w:ascii="Bahnschrift SemiLight Condensed" w:hAnsi="Bahnschrift SemiLight Condensed"/>
+          <w:sz w:val="40"/>
+          <w:szCs w:val="40"/>
+        </w:rPr>
+        <w:t>strony</w:t>
+      </w:r>
+      <w:r>
+        <w:rPr>
+          <w:rFonts w:ascii="Bahnschrift SemiLight Condensed" w:hAnsi="Bahnschrift SemiLight Condensed"/>
+          <w:sz w:val="40"/>
+          <w:szCs w:val="40"/>
+        </w:rPr>
+        <w:t>..</w:t>
+      </w:r>
+      <w:proofErr w:type="gramEnd"/>
+    </w:p>
+    <w:p>
+      <w:pPr>
+        <w:rPr>
+          <w:rFonts w:ascii="Bahnschrift SemiLight Condensed" w:hAnsi="Bahnschrift SemiLight Condensed"/>
+          <w:sz w:val="40"/>
+          <w:szCs w:val="40"/>
+        </w:rPr>
+      </w:pPr>
+    </w:p>
+    <w:p>
+      <w:pPr>
+        <w:rPr>
+          <w:rFonts w:ascii="Bahnschrift SemiLight Condensed" w:hAnsi="Bahnschrift SemiLight Condensed"/>
+          <w:sz w:val="40"/>
+          <w:szCs w:val="40"/>
+        </w:rPr>
+      </w:pPr>
+    </w:p>
+    <w:p>
+      <w:pPr>
+        <w:rPr>
+          <w:rFonts w:ascii="Bahnschrift SemiLight Condensed" w:hAnsi="Bahnschrift SemiLight Condensed"/>
+          <w:sz w:val="40"/>
+          <w:szCs w:val="40"/>
+        </w:rPr>
+      </w:pPr>
+    </w:p>
+    <w:p>
+      <w:pPr>
+        <w:rPr>
+          <w:rFonts w:ascii="Bahnschrift SemiLight Condensed" w:hAnsi="Bahnschrift SemiLight Condensed"/>
+          <w:sz w:val="40"/>
+          <w:szCs w:val="40"/>
+        </w:rPr>
+      </w:pPr>
+    </w:p>
+    <w:p>
+      <w:pPr>
+        <w:rPr>
+          <w:rFonts w:ascii="Bahnschrift SemiLight Condensed" w:hAnsi="Bahnschrift SemiLight Condensed"/>
+          <w:sz w:val="40"/>
+          <w:szCs w:val="40"/>
+        </w:rPr>
+      </w:pPr>
+    </w:p>
+    <w:p>
+      <w:pPr>
+        <w:rPr>
+          <w:rFonts w:ascii="Bahnschrift SemiLight Condensed" w:hAnsi="Bahnschrift SemiLight Condensed"/>
+          <w:sz w:val="40"/>
+          <w:szCs w:val="40"/>
+        </w:rPr>
+      </w:pPr>
+    </w:p>
+    <w:p>
+      <w:pPr>
+        <w:rPr>
+          <w:rFonts w:ascii="Bahnschrift SemiLight Condensed" w:hAnsi="Bahnschrift SemiLight Condensed"/>
+          <w:sz w:val="40"/>
+          <w:szCs w:val="40"/>
+        </w:rPr>
+      </w:pPr>
+    </w:p>
+    <w:p>
+      <w:pPr>
+        <w:rPr>
+          <w:rFonts w:ascii="Bahnschrift SemiLight Condensed" w:hAnsi="Bahnschrift SemiLight Condensed"/>
+          <w:sz w:val="44"/>
+          <w:szCs w:val="44"/>
+          <w:highlight w:val="lightGray"/>
+          <w:u w:val="single"/>
+        </w:rPr>
+      </w:pPr>
+      <w:r>
+        <w:rPr>
+          <w:rFonts w:ascii="Bahnschrift SemiLight Condensed" w:hAnsi="Bahnschrift SemiLight Condensed"/>
+          <w:sz w:val="44"/>
+          <w:szCs w:val="44"/>
+          <w:highlight w:val="lightGray"/>
+          <w:u w:val="single"/>
+        </w:rPr>
+        <w:lastRenderedPageBreak/>
+        <w:t>3</w:t>
+      </w:r>
+      <w:r>
+        <w:rPr>
+          <w:rFonts w:ascii="Bahnschrift SemiLight Condensed" w:hAnsi="Bahnschrift SemiLight Condensed"/>
+          <w:sz w:val="44"/>
+          <w:szCs w:val="44"/>
+          <w:highlight w:val="lightGray"/>
+          <w:u w:val="single"/>
+        </w:rPr>
+        <w:t xml:space="preserve">. </w:t>
+      </w:r>
+      <w:r>
+        <w:rPr>
+          <w:rFonts w:ascii="Bahnschrift SemiLight Condensed" w:hAnsi="Bahnschrift SemiLight Condensed"/>
+          <w:sz w:val="44"/>
+          <w:szCs w:val="44"/>
+          <w:highlight w:val="lightGray"/>
+          <w:u w:val="single"/>
+        </w:rPr>
+        <w:t>Przegląd dostępnych produktów</w:t>
+      </w:r>
+    </w:p>
+    <w:p>
+      <w:pPr>
+        <w:rPr>
+          <w:rFonts w:ascii="Bahnschrift SemiLight Condensed" w:hAnsi="Bahnschrift SemiLight Condensed"/>
+          <w:sz w:val="40"/>
+          <w:szCs w:val="40"/>
+        </w:rPr>
+      </w:pPr>
+      <w:r>
+        <w:rPr>
+          <w:rFonts w:ascii="Bahnschrift SemiLight Condensed" w:hAnsi="Bahnschrift SemiLight Condensed"/>
+          <w:b/>
+          <w:bCs/>
+          <w:sz w:val="40"/>
+          <w:szCs w:val="40"/>
+        </w:rPr>
+        <w:t>Aktor główny:</w:t>
+      </w:r>
+      <w:r>
+        <w:rPr>
+          <w:rFonts w:ascii="Bahnschrift SemiLight Condensed" w:hAnsi="Bahnschrift SemiLight Condensed"/>
+          <w:sz w:val="40"/>
+          <w:szCs w:val="40"/>
+        </w:rPr>
+        <w:t xml:space="preserve"> Klient </w:t>
+      </w:r>
+    </w:p>
+    <w:p>
+      <w:pPr>
+        <w:rPr>
+          <w:rFonts w:ascii="Bahnschrift SemiLight Condensed" w:hAnsi="Bahnschrift SemiLight Condensed"/>
+          <w:sz w:val="40"/>
+          <w:szCs w:val="40"/>
+        </w:rPr>
+      </w:pPr>
+      <w:r>
+        <w:rPr>
+          <w:rFonts w:ascii="Bahnschrift SemiLight Condensed" w:hAnsi="Bahnschrift SemiLight Condensed"/>
+          <w:b/>
+          <w:bCs/>
+          <w:sz w:val="40"/>
+          <w:szCs w:val="40"/>
+        </w:rPr>
+        <w:t>Cel:</w:t>
+      </w:r>
+      <w:r>
+        <w:rPr>
+          <w:rFonts w:ascii="Bahnschrift SemiLight Condensed" w:hAnsi="Bahnschrift SemiLight Condensed"/>
+          <w:sz w:val="40"/>
+          <w:szCs w:val="40"/>
+        </w:rPr>
+        <w:t xml:space="preserve"> </w:t>
+      </w:r>
+      <w:r>
+        <w:rPr>
+          <w:rFonts w:ascii="Bahnschrift SemiLight Condensed" w:hAnsi="Bahnschrift SemiLight Condensed"/>
+          <w:sz w:val="40"/>
+          <w:szCs w:val="40"/>
+        </w:rPr>
+        <w:t xml:space="preserve">Dodatkowe oznaczenie aktualnie dostępnych produktów </w:t>
+      </w:r>
+    </w:p>
+    <w:p>
+      <w:pPr>
+        <w:rPr>
+          <w:rFonts w:ascii="Bahnschrift SemiLight Condensed" w:hAnsi="Bahnschrift SemiLight Condensed"/>
+          <w:b/>
+          <w:bCs/>
+          <w:sz w:val="40"/>
+          <w:szCs w:val="40"/>
+        </w:rPr>
+      </w:pPr>
+      <w:r>
+        <w:rPr>
+          <w:rFonts w:ascii="Bahnschrift SemiLight Condensed" w:hAnsi="Bahnschrift SemiLight Condensed"/>
+          <w:b/>
+          <w:bCs/>
+          <w:sz w:val="40"/>
+          <w:szCs w:val="40"/>
+        </w:rPr>
+        <w:t>Warunki wstępne</w:t>
+      </w:r>
+    </w:p>
+    <w:p>
+      <w:pPr>
+        <w:pStyle w:val="Akapitzlist"/>
+        <w:numPr>
+          <w:ilvl w:val="0"/>
+          <w:numId w:val="3"/>
+        </w:numPr>
+        <w:rPr>
+          <w:rFonts w:ascii="Bahnschrift SemiLight Condensed" w:hAnsi="Bahnschrift SemiLight Condensed"/>
+          <w:sz w:val="40"/>
+          <w:szCs w:val="40"/>
+        </w:rPr>
+      </w:pPr>
+      <w:r>
+        <w:rPr>
+          <w:rFonts w:ascii="Bahnschrift SemiLight Condensed" w:hAnsi="Bahnschrift SemiLight Condensed"/>
+          <w:sz w:val="40"/>
+          <w:szCs w:val="40"/>
+        </w:rPr>
+        <w:t xml:space="preserve">Użytkownik </w:t>
+      </w:r>
+      <w:r>
+        <w:rPr>
+          <w:rFonts w:ascii="Bahnschrift SemiLight Condensed" w:hAnsi="Bahnschrift SemiLight Condensed"/>
+          <w:sz w:val="40"/>
+          <w:szCs w:val="40"/>
+        </w:rPr>
+        <w:t xml:space="preserve">przeglądając produkty może sprawdzić ich oznaczenie </w:t>
+      </w:r>
+      <w:proofErr w:type="spellStart"/>
+      <w:r>
+        <w:rPr>
+          <w:rFonts w:ascii="Bahnschrift SemiLight Condensed" w:hAnsi="Bahnschrift SemiLight Condensed"/>
+          <w:sz w:val="40"/>
+          <w:szCs w:val="40"/>
+        </w:rPr>
+        <w:t>któro</w:t>
+      </w:r>
+      <w:proofErr w:type="spellEnd"/>
+      <w:r>
+        <w:rPr>
+          <w:rFonts w:ascii="Bahnschrift SemiLight Condensed" w:hAnsi="Bahnschrift SemiLight Condensed"/>
+          <w:sz w:val="40"/>
+          <w:szCs w:val="40"/>
+        </w:rPr>
+        <w:t xml:space="preserve"> będzie mówić o dostępności na sklepie lub o ewentualnym braku</w:t>
+      </w:r>
+      <w:r>
+        <w:rPr>
+          <w:rFonts w:ascii="Bahnschrift SemiLight Condensed" w:hAnsi="Bahnschrift SemiLight Condensed"/>
+          <w:sz w:val="40"/>
+          <w:szCs w:val="40"/>
+        </w:rPr>
+        <w:t>.</w:t>
+      </w:r>
+    </w:p>
+    <w:p>
+      <w:pPr>
+        <w:rPr>
+          <w:rFonts w:ascii="Bahnschrift SemiLight Condensed" w:hAnsi="Bahnschrift SemiLight Condensed"/>
+          <w:sz w:val="40"/>
+          <w:szCs w:val="40"/>
+        </w:rPr>
+      </w:pPr>
+      <w:r>
+        <w:rPr>
+          <w:rFonts w:ascii="Bahnschrift SemiLight Condensed" w:hAnsi="Bahnschrift SemiLight Condensed"/>
+          <w:b/>
+          <w:bCs/>
+          <w:sz w:val="40"/>
+          <w:szCs w:val="40"/>
+        </w:rPr>
+        <w:t>Warunki końcowe</w:t>
+      </w:r>
+      <w:r>
+        <w:rPr>
+          <w:rFonts w:ascii="Bahnschrift SemiLight Condensed" w:hAnsi="Bahnschrift SemiLight Condensed"/>
+          <w:sz w:val="40"/>
+          <w:szCs w:val="40"/>
+        </w:rPr>
+        <w:t xml:space="preserve"> (sukces)</w:t>
+      </w:r>
+    </w:p>
+    <w:p>
+      <w:pPr>
+        <w:pStyle w:val="Akapitzlist"/>
+        <w:numPr>
+          <w:ilvl w:val="0"/>
+          <w:numId w:val="3"/>
+        </w:numPr>
+        <w:rPr>
+          <w:rFonts w:ascii="Bahnschrift SemiLight Condensed" w:hAnsi="Bahnschrift SemiLight Condensed"/>
+          <w:sz w:val="40"/>
+          <w:szCs w:val="40"/>
+        </w:rPr>
+      </w:pPr>
+      <w:r>
+        <w:rPr>
+          <w:rFonts w:ascii="Bahnschrift SemiLight Condensed" w:hAnsi="Bahnschrift SemiLight Condensed"/>
+          <w:sz w:val="40"/>
+          <w:szCs w:val="40"/>
+        </w:rPr>
+        <w:t>Użytkownik widzi jakie zestawy są aktualnie dostępne i nie będzie problemu z przesyłką</w:t>
+      </w:r>
+      <w:r>
+        <w:rPr>
+          <w:rFonts w:ascii="Bahnschrift SemiLight Condensed" w:hAnsi="Bahnschrift SemiLight Condensed"/>
+          <w:sz w:val="40"/>
+          <w:szCs w:val="40"/>
+        </w:rPr>
+        <w:t>.</w:t>
+      </w:r>
+      <w:r>
+        <w:rPr>
+          <w:rFonts w:ascii="Bahnschrift SemiLight Condensed" w:hAnsi="Bahnschrift SemiLight Condensed"/>
+          <w:sz w:val="40"/>
+          <w:szCs w:val="40"/>
+        </w:rPr>
+        <w:t xml:space="preserve"> </w:t>
+      </w:r>
+    </w:p>
+    <w:p>
+      <w:pPr>
+        <w:rPr>
+          <w:rFonts w:ascii="Bahnschrift SemiLight Condensed" w:hAnsi="Bahnschrift SemiLight Condensed"/>
+          <w:b/>
+          <w:bCs/>
+          <w:sz w:val="40"/>
+          <w:szCs w:val="40"/>
+        </w:rPr>
+      </w:pPr>
+      <w:r>
+        <w:rPr>
+          <w:rFonts w:ascii="Bahnschrift SemiLight Condensed" w:hAnsi="Bahnschrift SemiLight Condensed"/>
+          <w:b/>
+          <w:bCs/>
+          <w:sz w:val="40"/>
+          <w:szCs w:val="40"/>
+        </w:rPr>
+        <w:t>Główny przebieg zdarzeń</w:t>
+      </w:r>
+    </w:p>
+    <w:p>
+      <w:pPr>
+        <w:rPr>
+          <w:rFonts w:ascii="Bahnschrift SemiLight Condensed" w:hAnsi="Bahnschrift SemiLight Condensed"/>
+          <w:sz w:val="40"/>
+          <w:szCs w:val="40"/>
+        </w:rPr>
+      </w:pPr>
+      <w:r>
+        <w:rPr>
+          <w:rFonts w:ascii="Bahnschrift SemiLight Condensed" w:hAnsi="Bahnschrift SemiLight Condensed"/>
+          <w:sz w:val="40"/>
+          <w:szCs w:val="40"/>
+        </w:rPr>
+        <w:t xml:space="preserve">1 </w:t>
+      </w:r>
+      <w:r>
+        <w:rPr>
+          <w:rFonts w:ascii="Bahnschrift SemiLight Condensed" w:hAnsi="Bahnschrift SemiLight Condensed"/>
+          <w:sz w:val="40"/>
+          <w:szCs w:val="40"/>
+        </w:rPr>
+        <w:t xml:space="preserve">Użytkownik może wyszukać konkretny zestaw za pomocą wyszukiwarki. </w:t>
+      </w:r>
+    </w:p>
+    <w:p>
+      <w:pPr>
+        <w:rPr>
+          <w:rFonts w:ascii="Bahnschrift SemiLight Condensed" w:hAnsi="Bahnschrift SemiLight Condensed"/>
+          <w:sz w:val="40"/>
+          <w:szCs w:val="40"/>
+        </w:rPr>
+      </w:pPr>
+      <w:r>
+        <w:rPr>
+          <w:rFonts w:ascii="Bahnschrift SemiLight Condensed" w:hAnsi="Bahnschrift SemiLight Condensed"/>
+          <w:sz w:val="40"/>
+          <w:szCs w:val="40"/>
+        </w:rPr>
+        <w:t>2 Następnie s</w:t>
+      </w:r>
+      <w:r>
+        <w:rPr>
+          <w:rFonts w:ascii="Bahnschrift SemiLight Condensed" w:hAnsi="Bahnschrift SemiLight Condensed"/>
+          <w:sz w:val="40"/>
+          <w:szCs w:val="40"/>
+        </w:rPr>
+        <w:t xml:space="preserve">ystem wyświetla produkty wraz z nazwą, zdjęciem, ceną i </w:t>
+      </w:r>
+      <w:r>
+        <w:rPr>
+          <w:rFonts w:ascii="Bahnschrift SemiLight Condensed" w:hAnsi="Bahnschrift SemiLight Condensed"/>
+          <w:sz w:val="40"/>
+          <w:szCs w:val="40"/>
+        </w:rPr>
+        <w:t xml:space="preserve">zielonym </w:t>
+      </w:r>
+      <w:proofErr w:type="gramStart"/>
+      <w:r>
+        <w:rPr>
+          <w:rFonts w:ascii="Bahnschrift SemiLight Condensed" w:hAnsi="Bahnschrift SemiLight Condensed"/>
+          <w:sz w:val="40"/>
+          <w:szCs w:val="40"/>
+        </w:rPr>
+        <w:t>kółeczkiem</w:t>
+      </w:r>
+      <w:proofErr w:type="gramEnd"/>
+      <w:r>
+        <w:rPr>
+          <w:rFonts w:ascii="Bahnschrift SemiLight Condensed" w:hAnsi="Bahnschrift SemiLight Condensed"/>
+          <w:sz w:val="40"/>
+          <w:szCs w:val="40"/>
+        </w:rPr>
+        <w:t xml:space="preserve"> jeśli zestaw jest dostępny, </w:t>
+      </w:r>
+      <w:proofErr w:type="gramStart"/>
+      <w:r>
+        <w:rPr>
+          <w:rFonts w:ascii="Bahnschrift SemiLight Condensed" w:hAnsi="Bahnschrift SemiLight Condensed"/>
+          <w:sz w:val="40"/>
+          <w:szCs w:val="40"/>
+        </w:rPr>
+        <w:t>czerwonym</w:t>
+      </w:r>
+      <w:proofErr w:type="gramEnd"/>
+      <w:r>
+        <w:rPr>
+          <w:rFonts w:ascii="Bahnschrift SemiLight Condensed" w:hAnsi="Bahnschrift SemiLight Condensed"/>
+          <w:sz w:val="40"/>
+          <w:szCs w:val="40"/>
+        </w:rPr>
+        <w:t xml:space="preserve"> jeśli aktualnie nie ma go na stanie sklepu</w:t>
+      </w:r>
+      <w:r>
+        <w:rPr>
+          <w:rFonts w:ascii="Bahnschrift SemiLight Condensed" w:hAnsi="Bahnschrift SemiLight Condensed"/>
+          <w:sz w:val="40"/>
+          <w:szCs w:val="40"/>
+        </w:rPr>
+        <w:t>.</w:t>
+      </w:r>
+    </w:p>
+    <w:p>
+      <w:pPr>
+        <w:rPr>
+          <w:rFonts w:ascii="Bahnschrift SemiLight Condensed" w:hAnsi="Bahnschrift SemiLight Condensed"/>
+          <w:sz w:val="40"/>
+          <w:szCs w:val="40"/>
+        </w:rPr>
+      </w:pPr>
+    </w:p>
+    <w:p>
+      <w:pPr>
+        <w:rPr>
+          <w:rFonts w:ascii="Bahnschrift SemiLight Condensed" w:hAnsi="Bahnschrift SemiLight Condensed"/>
+          <w:sz w:val="40"/>
+          <w:szCs w:val="40"/>
+        </w:rPr>
+      </w:pPr>
+    </w:p>
+    <w:p/>
+    <w:p/>
+    <w:p/>
+    <w:p/>
+    <w:p>
+      <w:pPr>
+        <w:rPr>
+          <w:rFonts w:ascii="Bahnschrift SemiLight Condensed" w:hAnsi="Bahnschrift SemiLight Condensed"/>
+          <w:sz w:val="44"/>
+          <w:szCs w:val="44"/>
+          <w:highlight w:val="lightGray"/>
+          <w:u w:val="single"/>
+        </w:rPr>
+      </w:pPr>
+      <w:r>
+        <w:rPr>
+          <w:rFonts w:ascii="Bahnschrift SemiLight Condensed" w:hAnsi="Bahnschrift SemiLight Condensed"/>
+          <w:sz w:val="44"/>
+          <w:szCs w:val="44"/>
+          <w:highlight w:val="lightGray"/>
+          <w:u w:val="single"/>
+        </w:rPr>
+        <w:lastRenderedPageBreak/>
+        <w:t>4</w:t>
+      </w:r>
+      <w:r>
+        <w:rPr>
+          <w:rFonts w:ascii="Bahnschrift SemiLight Condensed" w:hAnsi="Bahnschrift SemiLight Condensed"/>
+          <w:sz w:val="44"/>
+          <w:szCs w:val="44"/>
+          <w:highlight w:val="lightGray"/>
+          <w:u w:val="single"/>
+        </w:rPr>
+        <w:t xml:space="preserve">. </w:t>
+      </w:r>
+      <w:r>
+        <w:rPr>
+          <w:rFonts w:ascii="Bahnschrift SemiLight Condensed" w:hAnsi="Bahnschrift SemiLight Condensed"/>
+          <w:sz w:val="44"/>
+          <w:szCs w:val="44"/>
+          <w:highlight w:val="lightGray"/>
+          <w:u w:val="single"/>
+        </w:rPr>
+        <w:t>Zarzadzanie systemem</w:t>
+      </w:r>
+    </w:p>
+    <w:p>
+      <w:pPr>
+        <w:rPr>
+          <w:rFonts w:ascii="Bahnschrift SemiLight Condensed" w:hAnsi="Bahnschrift SemiLight Condensed"/>
+          <w:sz w:val="40"/>
+          <w:szCs w:val="40"/>
+        </w:rPr>
+      </w:pPr>
+      <w:r>
+        <w:rPr>
+          <w:rFonts w:ascii="Bahnschrift SemiLight Condensed" w:hAnsi="Bahnschrift SemiLight Condensed"/>
+          <w:b/>
+          <w:bCs/>
+          <w:sz w:val="40"/>
+          <w:szCs w:val="40"/>
+        </w:rPr>
+        <w:t>Aktor główny:</w:t>
+      </w:r>
+      <w:r>
+        <w:rPr>
+          <w:rFonts w:ascii="Bahnschrift SemiLight Condensed" w:hAnsi="Bahnschrift SemiLight Condensed"/>
+          <w:sz w:val="40"/>
+          <w:szCs w:val="40"/>
+        </w:rPr>
+        <w:t xml:space="preserve"> </w:t>
+      </w:r>
+      <w:r>
+        <w:rPr>
+          <w:rFonts w:ascii="Bahnschrift SemiLight Condensed" w:hAnsi="Bahnschrift SemiLight Condensed"/>
+          <w:sz w:val="40"/>
+          <w:szCs w:val="40"/>
+        </w:rPr>
+        <w:t>Właściciel</w:t>
+      </w:r>
+      <w:r>
+        <w:rPr>
+          <w:rFonts w:ascii="Bahnschrift SemiLight Condensed" w:hAnsi="Bahnschrift SemiLight Condensed"/>
+          <w:sz w:val="40"/>
+          <w:szCs w:val="40"/>
+        </w:rPr>
+        <w:t xml:space="preserve"> </w:t>
+      </w:r>
+    </w:p>
+    <w:p>
+      <w:pPr>
+        <w:rPr>
+          <w:rFonts w:ascii="Bahnschrift SemiLight Condensed" w:hAnsi="Bahnschrift SemiLight Condensed"/>
+          <w:sz w:val="40"/>
+          <w:szCs w:val="40"/>
+        </w:rPr>
+      </w:pPr>
+      <w:r>
+        <w:rPr>
+          <w:rFonts w:ascii="Bahnschrift SemiLight Condensed" w:hAnsi="Bahnschrift SemiLight Condensed"/>
+          <w:b/>
+          <w:bCs/>
+          <w:sz w:val="40"/>
+          <w:szCs w:val="40"/>
+        </w:rPr>
+        <w:t>Cel:</w:t>
+      </w:r>
+      <w:r>
+        <w:rPr>
+          <w:rFonts w:ascii="Bahnschrift SemiLight Condensed" w:hAnsi="Bahnschrift SemiLight Condensed"/>
+          <w:sz w:val="40"/>
+          <w:szCs w:val="40"/>
+        </w:rPr>
+        <w:t xml:space="preserve"> </w:t>
+      </w:r>
+      <w:r>
+        <w:rPr>
+          <w:rFonts w:ascii="Bahnschrift SemiLight Condensed" w:hAnsi="Bahnschrift SemiLight Condensed"/>
+          <w:sz w:val="40"/>
+          <w:szCs w:val="40"/>
+        </w:rPr>
+        <w:t>Zarządzanie</w:t>
+      </w:r>
+      <w:r>
+        <w:rPr>
+          <w:sz w:val="40"/>
+          <w:szCs w:val="40"/>
+        </w:rPr>
+        <w:t xml:space="preserve"> </w:t>
+      </w:r>
+      <w:r>
+        <w:rPr>
+          <w:rFonts w:ascii="Bahnschrift SemiLight Condensed" w:hAnsi="Bahnschrift SemiLight Condensed"/>
+          <w:sz w:val="40"/>
+          <w:szCs w:val="40"/>
+        </w:rPr>
+        <w:t>produktami oraz funkcjami sklepu internetowego.</w:t>
+      </w:r>
+    </w:p>
+    <w:p>
+      <w:pPr>
+        <w:rPr>
+          <w:rFonts w:ascii="Bahnschrift SemiLight Condensed" w:hAnsi="Bahnschrift SemiLight Condensed"/>
+          <w:b/>
+          <w:bCs/>
+          <w:sz w:val="40"/>
+          <w:szCs w:val="40"/>
+        </w:rPr>
+      </w:pPr>
+      <w:r>
+        <w:rPr>
+          <w:rFonts w:ascii="Bahnschrift SemiLight Condensed" w:hAnsi="Bahnschrift SemiLight Condensed"/>
+          <w:b/>
+          <w:bCs/>
+          <w:sz w:val="40"/>
+          <w:szCs w:val="40"/>
+        </w:rPr>
+        <w:t>Warunki wstępne</w:t>
+      </w:r>
+    </w:p>
+    <w:p>
+      <w:pPr>
+        <w:pStyle w:val="Akapitzlist"/>
+        <w:numPr>
+          <w:ilvl w:val="0"/>
+          <w:numId w:val="3"/>
+        </w:numPr>
+        <w:rPr>
+          <w:rFonts w:ascii="Bahnschrift SemiLight Condensed" w:hAnsi="Bahnschrift SemiLight Condensed"/>
+          <w:sz w:val="40"/>
+          <w:szCs w:val="40"/>
+        </w:rPr>
+      </w:pPr>
+      <w:r>
+        <w:rPr>
+          <w:rFonts w:ascii="Bahnschrift SemiLight Condensed" w:hAnsi="Bahnschrift SemiLight Condensed"/>
+          <w:sz w:val="40"/>
+          <w:szCs w:val="40"/>
+        </w:rPr>
+        <w:t>Właściciel</w:t>
+      </w:r>
+      <w:r>
+        <w:rPr>
+          <w:rFonts w:ascii="Bahnschrift SemiLight Condensed" w:hAnsi="Bahnschrift SemiLight Condensed"/>
+          <w:sz w:val="40"/>
+          <w:szCs w:val="40"/>
+        </w:rPr>
+        <w:t xml:space="preserve"> </w:t>
+      </w:r>
+      <w:r>
+        <w:rPr>
+          <w:rFonts w:ascii="Bahnschrift SemiLight Condensed" w:hAnsi="Bahnschrift SemiLight Condensed"/>
+          <w:sz w:val="40"/>
+          <w:szCs w:val="40"/>
+        </w:rPr>
+        <w:t>musi być zalogowany na swoje konto i posiadać odpowiednie uprawnienia do zarządzania systemem.</w:t>
+      </w:r>
+    </w:p>
+    <w:p>
+      <w:pPr>
+        <w:rPr>
+          <w:rFonts w:ascii="Bahnschrift SemiLight Condensed" w:hAnsi="Bahnschrift SemiLight Condensed"/>
+          <w:sz w:val="40"/>
+          <w:szCs w:val="40"/>
+        </w:rPr>
+      </w:pPr>
+      <w:r>
+        <w:rPr>
+          <w:rFonts w:ascii="Bahnschrift SemiLight Condensed" w:hAnsi="Bahnschrift SemiLight Condensed"/>
+          <w:b/>
+          <w:bCs/>
+          <w:sz w:val="40"/>
+          <w:szCs w:val="40"/>
+        </w:rPr>
+        <w:t>Warunki końcowe</w:t>
+      </w:r>
+      <w:r>
+        <w:rPr>
+          <w:rFonts w:ascii="Bahnschrift SemiLight Condensed" w:hAnsi="Bahnschrift SemiLight Condensed"/>
+          <w:sz w:val="40"/>
+          <w:szCs w:val="40"/>
+        </w:rPr>
+        <w:t xml:space="preserve"> (sukces)</w:t>
+      </w:r>
+    </w:p>
+    <w:p>
+      <w:pPr>
+        <w:pStyle w:val="Akapitzlist"/>
+        <w:numPr>
+          <w:ilvl w:val="0"/>
+          <w:numId w:val="3"/>
+        </w:numPr>
+        <w:rPr>
+          <w:sz w:val="40"/>
+          <w:szCs w:val="40"/>
+        </w:rPr>
+      </w:pPr>
+      <w:r>
+        <w:rPr>
+          <w:rFonts w:ascii="Bahnschrift SemiLight Condensed" w:hAnsi="Bahnschrift SemiLight Condensed"/>
+          <w:sz w:val="40"/>
+          <w:szCs w:val="40"/>
+        </w:rPr>
+        <w:t>Właściciel</w:t>
+      </w:r>
+      <w:r>
+        <w:rPr>
+          <w:sz w:val="40"/>
+          <w:szCs w:val="40"/>
+        </w:rPr>
+        <w:t xml:space="preserve"> </w:t>
+      </w:r>
+      <w:r>
+        <w:rPr>
+          <w:rFonts w:ascii="Bahnschrift SemiLight Condensed" w:hAnsi="Bahnschrift SemiLight Condensed"/>
+          <w:sz w:val="40"/>
+          <w:szCs w:val="40"/>
+        </w:rPr>
+        <w:t>może dodawać, usuwać oraz edytować produkty, a także zmieniać ich ceny, opisy, zdjęcia i dostępność w sklepie.</w:t>
+      </w:r>
+    </w:p>
+    <w:p>
+      <w:pPr>
+        <w:rPr>
+          <w:rFonts w:ascii="Bahnschrift SemiLight Condensed" w:hAnsi="Bahnschrift SemiLight Condensed"/>
+          <w:b/>
+          <w:bCs/>
+          <w:sz w:val="40"/>
+          <w:szCs w:val="40"/>
+        </w:rPr>
+      </w:pPr>
+      <w:r>
+        <w:rPr>
+          <w:rFonts w:ascii="Bahnschrift SemiLight Condensed" w:hAnsi="Bahnschrift SemiLight Condensed"/>
+          <w:b/>
+          <w:bCs/>
+          <w:sz w:val="40"/>
+          <w:szCs w:val="40"/>
+        </w:rPr>
+        <w:t>Główny przebieg zdarzeń</w:t>
+      </w:r>
+    </w:p>
+    <w:p>
+      <w:pPr>
+        <w:numPr>
+          <w:ilvl w:val="0"/>
+          <w:numId w:val="4"/>
+        </w:numPr>
+        <w:rPr>
+          <w:rFonts w:ascii="Bahnschrift SemiLight Condensed" w:hAnsi="Bahnschrift SemiLight Condensed"/>
+          <w:sz w:val="40"/>
+          <w:szCs w:val="40"/>
+        </w:rPr>
+      </w:pPr>
+      <w:r>
+        <w:rPr>
+          <w:rFonts w:ascii="Bahnschrift SemiLight Condensed" w:hAnsi="Bahnschrift SemiLight Condensed"/>
+          <w:sz w:val="40"/>
+          <w:szCs w:val="40"/>
+        </w:rPr>
+        <w:t>Właściciel</w:t>
+      </w:r>
+      <w:r>
+        <w:rPr>
+          <w:rFonts w:ascii="Bahnschrift SemiLight Condensed" w:hAnsi="Bahnschrift SemiLight Condensed"/>
+          <w:sz w:val="40"/>
+          <w:szCs w:val="40"/>
+        </w:rPr>
+        <w:t xml:space="preserve"> </w:t>
+      </w:r>
+      <w:r>
+        <w:rPr>
+          <w:rFonts w:ascii="Bahnschrift SemiLight Condensed" w:hAnsi="Bahnschrift SemiLight Condensed"/>
+          <w:sz w:val="40"/>
+          <w:szCs w:val="40"/>
+        </w:rPr>
+        <w:t>loguje się do panelu administracyjnego.</w:t>
+      </w:r>
+    </w:p>
+    <w:p>
+      <w:pPr>
+        <w:numPr>
+          <w:ilvl w:val="0"/>
+          <w:numId w:val="4"/>
+        </w:numPr>
+        <w:rPr>
+          <w:rFonts w:ascii="Bahnschrift SemiLight Condensed" w:hAnsi="Bahnschrift SemiLight Condensed"/>
+          <w:sz w:val="40"/>
+          <w:szCs w:val="40"/>
+        </w:rPr>
+      </w:pPr>
+      <w:r>
+        <w:rPr>
+          <w:rFonts w:ascii="Bahnschrift SemiLight Condensed" w:hAnsi="Bahnschrift SemiLight Condensed"/>
+          <w:sz w:val="40"/>
+          <w:szCs w:val="40"/>
+        </w:rPr>
+        <w:t>System wyświetla panel zarządzania sklepem.</w:t>
+      </w:r>
+    </w:p>
+    <w:p>
+      <w:pPr>
+        <w:numPr>
+          <w:ilvl w:val="0"/>
+          <w:numId w:val="4"/>
+        </w:numPr>
+        <w:rPr>
+          <w:rFonts w:ascii="Bahnschrift SemiLight Condensed" w:hAnsi="Bahnschrift SemiLight Condensed"/>
+          <w:sz w:val="40"/>
+          <w:szCs w:val="40"/>
+        </w:rPr>
+      </w:pPr>
+      <w:r>
+        <w:rPr>
+          <w:rFonts w:ascii="Bahnschrift SemiLight Condensed" w:hAnsi="Bahnschrift SemiLight Condensed"/>
+          <w:sz w:val="40"/>
+          <w:szCs w:val="40"/>
+        </w:rPr>
+        <w:t>Właściciel</w:t>
+      </w:r>
+      <w:r>
+        <w:rPr>
+          <w:rFonts w:ascii="Bahnschrift SemiLight Condensed" w:hAnsi="Bahnschrift SemiLight Condensed"/>
+          <w:sz w:val="40"/>
+          <w:szCs w:val="40"/>
+        </w:rPr>
+        <w:t xml:space="preserve"> </w:t>
+      </w:r>
+      <w:r>
+        <w:rPr>
+          <w:rFonts w:ascii="Bahnschrift SemiLight Condensed" w:hAnsi="Bahnschrift SemiLight Condensed"/>
+          <w:sz w:val="40"/>
+          <w:szCs w:val="40"/>
+        </w:rPr>
+        <w:t>może wybrać produkt, który chce edytować.</w:t>
+      </w:r>
+    </w:p>
+    <w:p>
+      <w:pPr>
+        <w:numPr>
+          <w:ilvl w:val="0"/>
+          <w:numId w:val="4"/>
+        </w:numPr>
+        <w:rPr>
+          <w:rFonts w:ascii="Bahnschrift SemiLight Condensed" w:hAnsi="Bahnschrift SemiLight Condensed"/>
+          <w:sz w:val="40"/>
+          <w:szCs w:val="40"/>
+        </w:rPr>
+      </w:pPr>
+      <w:r>
+        <w:rPr>
+          <w:rFonts w:ascii="Bahnschrift SemiLight Condensed" w:hAnsi="Bahnschrift SemiLight Condensed"/>
+          <w:sz w:val="40"/>
+          <w:szCs w:val="40"/>
+        </w:rPr>
+        <w:t>System wyświetla informacje o wybranym produkcie.</w:t>
+      </w:r>
+    </w:p>
+    <w:p>
+      <w:pPr>
+        <w:numPr>
+          <w:ilvl w:val="0"/>
+          <w:numId w:val="4"/>
+        </w:numPr>
+        <w:rPr>
+          <w:rFonts w:ascii="Bahnschrift SemiLight Condensed" w:hAnsi="Bahnschrift SemiLight Condensed"/>
+          <w:sz w:val="40"/>
+          <w:szCs w:val="40"/>
+        </w:rPr>
+      </w:pPr>
+      <w:r>
+        <w:rPr>
+          <w:rFonts w:ascii="Bahnschrift SemiLight Condensed" w:hAnsi="Bahnschrift SemiLight Condensed"/>
+          <w:sz w:val="40"/>
+          <w:szCs w:val="40"/>
+        </w:rPr>
+        <w:t>Właściciel</w:t>
+      </w:r>
+      <w:r>
+        <w:rPr>
+          <w:rFonts w:ascii="Bahnschrift SemiLight Condensed" w:hAnsi="Bahnschrift SemiLight Condensed"/>
+          <w:sz w:val="40"/>
+          <w:szCs w:val="40"/>
+        </w:rPr>
+        <w:t xml:space="preserve"> </w:t>
+      </w:r>
+      <w:r>
+        <w:rPr>
+          <w:rFonts w:ascii="Bahnschrift SemiLight Condensed" w:hAnsi="Bahnschrift SemiLight Condensed"/>
+          <w:sz w:val="40"/>
+          <w:szCs w:val="40"/>
+        </w:rPr>
+        <w:t>może zmienić nazwę, cenę, opis, zdjęcie, kategorię lub dostępność produktu.</w:t>
+      </w:r>
+    </w:p>
+    <w:p/>
+    <w:p/>
+    <w:p/>
+    <w:p/>
+    <w:p/>
+    <w:p/>
+    <w:p>
+      <w:pPr>
+        <w:rPr>
+          <w:rFonts w:ascii="Bahnschrift SemiLight Condensed" w:hAnsi="Bahnschrift SemiLight Condensed"/>
+          <w:b/>
+          <w:bCs/>
+          <w:sz w:val="40"/>
+          <w:szCs w:val="40"/>
+        </w:rPr>
+      </w:pPr>
+      <w:r>
+        <w:rPr>
+          <w:rFonts w:ascii="Bahnschrift SemiLight Condensed" w:hAnsi="Bahnschrift SemiLight Condensed"/>
+          <w:b/>
+          <w:bCs/>
+          <w:sz w:val="40"/>
+          <w:szCs w:val="40"/>
+        </w:rPr>
+        <w:lastRenderedPageBreak/>
+        <w:t>5. Zarządzanie kontami</w:t>
+      </w:r>
+    </w:p>
+    <w:p>
+      <w:pPr>
+        <w:rPr>
+          <w:rFonts w:ascii="Bahnschrift SemiLight Condensed" w:hAnsi="Bahnschrift SemiLight Condensed"/>
+          <w:sz w:val="40"/>
+          <w:szCs w:val="40"/>
+        </w:rPr>
+      </w:pPr>
+      <w:r>
+        <w:rPr>
+          <w:rFonts w:ascii="Bahnschrift SemiLight Condensed" w:hAnsi="Bahnschrift SemiLight Condensed"/>
+          <w:b/>
+          <w:bCs/>
+          <w:sz w:val="40"/>
+          <w:szCs w:val="40"/>
+        </w:rPr>
+        <w:t>Aktor główny:</w:t>
+      </w:r>
+      <w:r>
+        <w:rPr>
+          <w:rFonts w:ascii="Bahnschrift SemiLight Condensed" w:hAnsi="Bahnschrift SemiLight Condensed"/>
+          <w:sz w:val="40"/>
+          <w:szCs w:val="40"/>
+        </w:rPr>
+        <w:br/>
+        <w:t>Właściciel</w:t>
+      </w:r>
+    </w:p>
+    <w:p>
+      <w:pPr>
+        <w:rPr>
+          <w:rFonts w:ascii="Bahnschrift SemiLight Condensed" w:hAnsi="Bahnschrift SemiLight Condensed"/>
+          <w:sz w:val="40"/>
+          <w:szCs w:val="40"/>
+        </w:rPr>
+      </w:pPr>
+      <w:r>
+        <w:rPr>
+          <w:rFonts w:ascii="Bahnschrift SemiLight Condensed" w:hAnsi="Bahnschrift SemiLight Condensed"/>
+          <w:b/>
+          <w:bCs/>
+          <w:sz w:val="40"/>
+          <w:szCs w:val="40"/>
+        </w:rPr>
+        <w:t>Cel:</w:t>
+      </w:r>
+      <w:r>
+        <w:rPr>
+          <w:rFonts w:ascii="Bahnschrift SemiLight Condensed" w:hAnsi="Bahnschrift SemiLight Condensed"/>
+          <w:sz w:val="40"/>
+          <w:szCs w:val="40"/>
+        </w:rPr>
+        <w:br/>
+        <w:t>Zarządzanie kontami użytkowników sklepu internetowego.</w:t>
+      </w:r>
+    </w:p>
+    <w:p>
+      <w:pPr>
+        <w:rPr>
+          <w:rFonts w:ascii="Bahnschrift SemiLight Condensed" w:hAnsi="Bahnschrift SemiLight Condensed"/>
+          <w:sz w:val="40"/>
+          <w:szCs w:val="40"/>
+        </w:rPr>
+      </w:pPr>
+      <w:r>
+        <w:rPr>
+          <w:rFonts w:ascii="Bahnschrift SemiLight Condensed" w:hAnsi="Bahnschrift SemiLight Condensed"/>
+          <w:b/>
+          <w:bCs/>
+          <w:sz w:val="40"/>
+          <w:szCs w:val="40"/>
+        </w:rPr>
+        <w:t>Warunki wstępne</w:t>
+      </w:r>
+    </w:p>
+    <w:p>
+      <w:pPr>
+        <w:pStyle w:val="Akapitzlist"/>
+        <w:numPr>
+          <w:ilvl w:val="0"/>
+          <w:numId w:val="3"/>
+        </w:numPr>
+        <w:rPr>
+          <w:rFonts w:ascii="Bahnschrift SemiLight Condensed" w:hAnsi="Bahnschrift SemiLight Condensed"/>
+          <w:sz w:val="40"/>
+          <w:szCs w:val="40"/>
+        </w:rPr>
+      </w:pPr>
+      <w:r>
+        <w:rPr>
+          <w:rFonts w:ascii="Bahnschrift SemiLight Condensed" w:hAnsi="Bahnschrift SemiLight Condensed"/>
+          <w:sz w:val="40"/>
+          <w:szCs w:val="40"/>
+        </w:rPr>
+        <w:t>Właściciel musi być zalogowany na swoje konto i posiadać odpowiednie uprawnienia do zarządzania kontami użytkowników.</w:t>
+      </w:r>
+    </w:p>
+    <w:p>
+      <w:pPr>
+        <w:rPr>
+          <w:rFonts w:ascii="Bahnschrift SemiLight Condensed" w:hAnsi="Bahnschrift SemiLight Condensed"/>
+          <w:sz w:val="40"/>
+          <w:szCs w:val="40"/>
+        </w:rPr>
+      </w:pPr>
+      <w:r>
+        <w:rPr>
+          <w:rFonts w:ascii="Bahnschrift SemiLight Condensed" w:hAnsi="Bahnschrift SemiLight Condensed"/>
+          <w:b/>
+          <w:bCs/>
+          <w:sz w:val="40"/>
+          <w:szCs w:val="40"/>
+        </w:rPr>
+        <w:t>Warunki końcowe (sukces)</w:t>
+      </w:r>
+    </w:p>
+    <w:p>
+      <w:pPr>
+        <w:pStyle w:val="Akapitzlist"/>
+        <w:numPr>
+          <w:ilvl w:val="0"/>
+          <w:numId w:val="3"/>
+        </w:numPr>
+        <w:rPr>
+          <w:rFonts w:ascii="Bahnschrift SemiLight Condensed" w:hAnsi="Bahnschrift SemiLight Condensed"/>
+          <w:sz w:val="40"/>
+          <w:szCs w:val="40"/>
+        </w:rPr>
+      </w:pPr>
+      <w:r>
+        <w:rPr>
+          <w:rFonts w:ascii="Bahnschrift SemiLight Condensed" w:hAnsi="Bahnschrift SemiLight Condensed"/>
+          <w:sz w:val="40"/>
+          <w:szCs w:val="40"/>
+        </w:rPr>
+        <w:t>Właściciel może przeglądać, edytować oraz usuwać konta użytkowników, a także sprawdzać podstawowe informacje dotyczące ich kont.</w:t>
+      </w:r>
+    </w:p>
+    <w:p>
+      <w:pPr>
+        <w:rPr>
+          <w:rFonts w:ascii="Bahnschrift SemiLight Condensed" w:hAnsi="Bahnschrift SemiLight Condensed"/>
+          <w:sz w:val="40"/>
+          <w:szCs w:val="40"/>
+        </w:rPr>
+      </w:pPr>
+      <w:r>
+        <w:rPr>
+          <w:rFonts w:ascii="Bahnschrift SemiLight Condensed" w:hAnsi="Bahnschrift SemiLight Condensed"/>
+          <w:b/>
+          <w:bCs/>
+          <w:sz w:val="40"/>
+          <w:szCs w:val="40"/>
+        </w:rPr>
+        <w:t>Główny przebieg zdarzeń</w:t>
+      </w:r>
+    </w:p>
+    <w:p>
+      <w:pPr>
         <w:numPr>
           <w:ilvl w:val="0"/>
           <w:numId w:val="5"/>
@@ -166,30 +1869,11 @@
           <w:sz w:val="40"/>
           <w:szCs w:val="40"/>
         </w:rPr>
-        <w:t xml:space="preserve">Klient ma dostęp do strony </w:t>
-      </w:r>
-      <w:proofErr w:type="spellStart"/>
-      <w:r>
-        <w:rPr>
-          <w:rFonts w:ascii="Bahnschrift SemiLight Condensed" w:hAnsi="Bahnschrift SemiLight Condensed"/>
-          <w:sz w:val="40"/>
-          <w:szCs w:val="40"/>
-        </w:rPr>
-        <w:t>internrtowej</w:t>
-      </w:r>
-      <w:proofErr w:type="spellEnd"/>
-      <w:r>
-        <w:rPr>
-          <w:rFonts w:ascii="Bahnschrift SemiLight Condensed" w:hAnsi="Bahnschrift SemiLight Condensed"/>
-          <w:sz w:val="40"/>
-          <w:szCs w:val="40"/>
-        </w:rPr>
-        <w:t>, może ją przeglądać.</w:t>
-      </w:r>
-    </w:p>
-    <w:p>
-      <w:pPr>
-        <w:pStyle w:val="Akapitzlist"/>
+        <w:t>Właściciel loguje się do panelu zarządzania.</w:t>
+      </w:r>
+    </w:p>
+    <w:p>
+      <w:pPr>
         <w:numPr>
           <w:ilvl w:val="0"/>
           <w:numId w:val="5"/>
@@ -206,28 +1890,11 @@
           <w:sz w:val="40"/>
           <w:szCs w:val="40"/>
         </w:rPr>
-        <w:t>Zalogowanie nie jest wymagane wyszukiwanie jest dostępne publiczni</w:t>
-      </w:r>
-      <w:r>
-        <w:rPr>
-          <w:rFonts w:ascii="Bahnschrift SemiLight Condensed" w:hAnsi="Bahnschrift SemiLight Condensed"/>
-          <w:sz w:val="40"/>
-          <w:szCs w:val="40"/>
-        </w:rPr>
-        <w:t>e</w:t>
-      </w:r>
-      <w:r>
-        <w:rPr>
-          <w:rFonts w:ascii="Bahnschrift SemiLight Condensed" w:hAnsi="Bahnschrift SemiLight Condensed"/>
-          <w:sz w:val="40"/>
-          <w:szCs w:val="40"/>
-        </w:rPr>
-        <w:t>.</w:t>
-      </w:r>
-    </w:p>
-    <w:p>
-      <w:pPr>
-        <w:pStyle w:val="Akapitzlist"/>
+        <w:t>System wyświetla panel zarządzania kontami użytkowników.</w:t>
+      </w:r>
+    </w:p>
+    <w:p>
+      <w:pPr>
         <w:numPr>
           <w:ilvl w:val="0"/>
           <w:numId w:val="5"/>
@@ -244,58 +1911,95 @@
           <w:sz w:val="40"/>
           <w:szCs w:val="40"/>
         </w:rPr>
-        <w:t xml:space="preserve">By dodać </w:t>
-      </w:r>
-      <w:proofErr w:type="spellStart"/>
-      <w:r>
-        <w:rPr>
-          <w:rFonts w:ascii="Bahnschrift SemiLight Condensed" w:hAnsi="Bahnschrift SemiLight Condensed"/>
-          <w:sz w:val="40"/>
-          <w:szCs w:val="40"/>
-        </w:rPr>
-        <w:t>prokukt</w:t>
-      </w:r>
-      <w:proofErr w:type="spellEnd"/>
-      <w:r>
-        <w:rPr>
-          <w:rFonts w:ascii="Bahnschrift SemiLight Condensed" w:hAnsi="Bahnschrift SemiLight Condensed"/>
-          <w:sz w:val="40"/>
-          <w:szCs w:val="40"/>
-        </w:rPr>
-        <w:t xml:space="preserve"> do koszyka internetowego lub dodać do ulubionych </w:t>
-      </w:r>
-      <w:proofErr w:type="spellStart"/>
-      <w:r>
-        <w:rPr>
-          <w:rFonts w:ascii="Bahnschrift SemiLight Condensed" w:hAnsi="Bahnschrift SemiLight Condensed"/>
-          <w:sz w:val="40"/>
-          <w:szCs w:val="40"/>
-        </w:rPr>
-        <w:t>użytkownim</w:t>
-      </w:r>
-      <w:proofErr w:type="spellEnd"/>
-      <w:r>
-        <w:rPr>
-          <w:rFonts w:ascii="Bahnschrift SemiLight Condensed" w:hAnsi="Bahnschrift SemiLight Condensed"/>
-          <w:sz w:val="40"/>
-          <w:szCs w:val="40"/>
-        </w:rPr>
-        <w:t xml:space="preserve"> musi się zalogować.</w:t>
-      </w:r>
-    </w:p>
-    <w:p>
-      <w:pPr>
-        <w:rPr>
-          <w:rFonts w:ascii="Bahnschrift SemiLight Condensed" w:hAnsi="Bahnschrift SemiLight Condensed"/>
-          <w:sz w:val="40"/>
-          <w:szCs w:val="40"/>
-        </w:rPr>
-      </w:pPr>
-      <w:r>
-        <w:rPr>
-          <w:rFonts w:ascii="Bahnschrift SemiLight Condensed" w:hAnsi="Bahnschrift SemiLight Condensed"/>
-          <w:b/>
-          <w:bCs/>
+        <w:t>Właściciel może wybrać konto użytkownika, które chce sprawdzić lub edytować.</w:t>
+      </w:r>
+    </w:p>
+    <w:p>
+      <w:pPr>
+        <w:numPr>
+          <w:ilvl w:val="0"/>
+          <w:numId w:val="5"/>
+        </w:numPr>
+        <w:rPr>
+          <w:rFonts w:ascii="Bahnschrift SemiLight Condensed" w:hAnsi="Bahnschrift SemiLight Condensed"/>
+          <w:sz w:val="40"/>
+          <w:szCs w:val="40"/>
+        </w:rPr>
+      </w:pPr>
+      <w:r>
+        <w:rPr>
+          <w:rFonts w:ascii="Bahnschrift SemiLight Condensed" w:hAnsi="Bahnschrift SemiLight Condensed"/>
+          <w:sz w:val="40"/>
+          <w:szCs w:val="40"/>
+        </w:rPr>
+        <w:t xml:space="preserve"> System wyświetla informacje o wybranym koncie.</w:t>
+      </w:r>
+    </w:p>
+    <w:p>
+      <w:pPr>
+        <w:numPr>
+          <w:ilvl w:val="0"/>
+          <w:numId w:val="5"/>
+        </w:numPr>
+        <w:rPr>
+          <w:rFonts w:ascii="Bahnschrift SemiLight Condensed" w:hAnsi="Bahnschrift SemiLight Condensed"/>
+          <w:sz w:val="40"/>
+          <w:szCs w:val="40"/>
+        </w:rPr>
+      </w:pPr>
+      <w:r>
+        <w:rPr>
+          <w:rFonts w:ascii="Bahnschrift SemiLight Condensed" w:hAnsi="Bahnschrift SemiLight Condensed"/>
+          <w:sz w:val="40"/>
+          <w:szCs w:val="40"/>
+        </w:rPr>
+        <w:t>Właściciel może zmienić dane użytkownika, zablokować konto lub usunąć konto z systemu.</w:t>
+      </w:r>
+    </w:p>
+    <w:p>
+      <w:pPr>
+        <w:rPr>
+          <w:rFonts w:ascii="Bahnschrift SemiLight Condensed" w:hAnsi="Bahnschrift SemiLight Condensed"/>
+          <w:b/>
+          <w:bCs/>
+          <w:sz w:val="40"/>
+          <w:szCs w:val="40"/>
+        </w:rPr>
+      </w:pPr>
+      <w:r>
+        <w:rPr>
+          <w:rFonts w:ascii="Bahnschrift SemiLight Condensed" w:hAnsi="Bahnschrift SemiLight Condensed"/>
+          <w:b/>
+          <w:bCs/>
+          <w:sz w:val="40"/>
+          <w:szCs w:val="40"/>
+          <w:highlight w:val="lightGray"/>
+        </w:rPr>
+        <w:lastRenderedPageBreak/>
+        <w:t>6. Przetwarzanie płatności</w:t>
+      </w:r>
+    </w:p>
+    <w:p>
+      <w:pPr>
+        <w:rPr>
+          <w:rFonts w:ascii="Bahnschrift SemiLight Condensed" w:hAnsi="Bahnschrift SemiLight Condensed"/>
+          <w:sz w:val="40"/>
+          <w:szCs w:val="40"/>
+        </w:rPr>
+      </w:pPr>
+      <w:r>
+        <w:rPr>
+          <w:rFonts w:ascii="Bahnschrift SemiLight Condensed" w:hAnsi="Bahnschrift SemiLight Condensed"/>
+          <w:b/>
+          <w:bCs/>
+          <w:sz w:val="40"/>
+          <w:szCs w:val="40"/>
+        </w:rPr>
+        <w:t>Aktor główny:</w:t>
+      </w:r>
+      <w:r>
+        <w:rPr>
+          <w:rFonts w:ascii="Bahnschrift SemiLight Condensed" w:hAnsi="Bahnschrift SemiLight Condensed"/>
           <w:sz w:val="40"/>
           <w:szCs w:val="40"/>
         </w:rPr>
@@ -304,33 +2008,150 @@
       <w:r>
         <w:rPr>
           <w:rFonts w:ascii="Bahnschrift SemiLight Condensed" w:hAnsi="Bahnschrift SemiLight Condensed"/>
-          <w:b/>
-          <w:bCs/>
-          <w:sz w:val="40"/>
-          <w:szCs w:val="40"/>
-        </w:rPr>
-        <w:t xml:space="preserve">Warunki końcowe </w:t>
-      </w:r>
-      <w:r>
-        <w:rPr>
-          <w:rFonts w:ascii="Bahnschrift SemiLight Condensed" w:hAnsi="Bahnschrift SemiLight Condensed"/>
-          <w:sz w:val="40"/>
-          <w:szCs w:val="40"/>
-        </w:rPr>
-        <w:t>(sukces</w:t>
-      </w:r>
-      <w:r>
-        <w:rPr>
-          <w:rFonts w:ascii="Bahnschrift SemiLight Condensed" w:hAnsi="Bahnschrift SemiLight Condensed"/>
-          <w:sz w:val="40"/>
-          <w:szCs w:val="40"/>
-        </w:rPr>
-        <w:t>)</w:t>
+          <w:sz w:val="40"/>
+          <w:szCs w:val="40"/>
+        </w:rPr>
+        <w:t>Bank</w:t>
+      </w:r>
+    </w:p>
+    <w:p>
+      <w:pPr>
+        <w:rPr>
+          <w:rFonts w:ascii="Bahnschrift SemiLight Condensed" w:hAnsi="Bahnschrift SemiLight Condensed"/>
+          <w:sz w:val="40"/>
+          <w:szCs w:val="40"/>
+        </w:rPr>
+      </w:pPr>
+      <w:r>
+        <w:rPr>
+          <w:rFonts w:ascii="Bahnschrift SemiLight Condensed" w:hAnsi="Bahnschrift SemiLight Condensed"/>
+          <w:b/>
+          <w:bCs/>
+          <w:sz w:val="40"/>
+          <w:szCs w:val="40"/>
+        </w:rPr>
+        <w:t>Cel:</w:t>
+      </w:r>
+      <w:r>
+        <w:rPr>
+          <w:rFonts w:ascii="Bahnschrift SemiLight Condensed" w:hAnsi="Bahnschrift SemiLight Condensed"/>
+          <w:sz w:val="40"/>
+          <w:szCs w:val="40"/>
+        </w:rPr>
+        <w:t xml:space="preserve"> </w:t>
+      </w:r>
+      <w:r>
+        <w:rPr>
+          <w:rFonts w:ascii="Bahnschrift SemiLight Condensed" w:hAnsi="Bahnschrift SemiLight Condensed"/>
+          <w:sz w:val="40"/>
+          <w:szCs w:val="40"/>
+        </w:rPr>
+        <w:t>Przetworzenie płatności za zamówienie złożone w sklepie internetowym.</w:t>
+      </w:r>
+    </w:p>
+    <w:p>
+      <w:pPr>
+        <w:rPr>
+          <w:rFonts w:ascii="Bahnschrift SemiLight Condensed" w:hAnsi="Bahnschrift SemiLight Condensed"/>
+          <w:sz w:val="40"/>
+          <w:szCs w:val="40"/>
+        </w:rPr>
+      </w:pPr>
+      <w:r>
+        <w:rPr>
+          <w:rFonts w:ascii="Bahnschrift SemiLight Condensed" w:hAnsi="Bahnschrift SemiLight Condensed"/>
+          <w:b/>
+          <w:bCs/>
+          <w:sz w:val="40"/>
+          <w:szCs w:val="40"/>
+        </w:rPr>
+        <w:t>Warunki wstępne</w:t>
       </w:r>
     </w:p>
     <w:p>
       <w:pPr>
         <w:pStyle w:val="Akapitzlist"/>
+        <w:numPr>
+          <w:ilvl w:val="0"/>
+          <w:numId w:val="3"/>
+        </w:numPr>
+        <w:rPr>
+          <w:rFonts w:ascii="Bahnschrift SemiLight Condensed" w:hAnsi="Bahnschrift SemiLight Condensed"/>
+          <w:sz w:val="40"/>
+          <w:szCs w:val="40"/>
+        </w:rPr>
+      </w:pPr>
+      <w:r>
+        <w:rPr>
+          <w:rFonts w:ascii="Bahnschrift SemiLight Condensed" w:hAnsi="Bahnschrift SemiLight Condensed"/>
+          <w:sz w:val="40"/>
+          <w:szCs w:val="40"/>
+        </w:rPr>
+        <w:t>Klient musi złożyć zamówienie i wybrać metodę płatności.</w:t>
+      </w:r>
+    </w:p>
+    <w:p>
+      <w:pPr>
+        <w:rPr>
+          <w:rFonts w:ascii="Bahnschrift SemiLight Condensed" w:hAnsi="Bahnschrift SemiLight Condensed"/>
+          <w:sz w:val="40"/>
+          <w:szCs w:val="40"/>
+        </w:rPr>
+      </w:pPr>
+      <w:r>
+        <w:rPr>
+          <w:rFonts w:ascii="Bahnschrift SemiLight Condensed" w:hAnsi="Bahnschrift SemiLight Condensed"/>
+          <w:b/>
+          <w:bCs/>
+          <w:sz w:val="40"/>
+          <w:szCs w:val="40"/>
+        </w:rPr>
+        <w:t>Warunki końcowe (sukces)</w:t>
+      </w:r>
+    </w:p>
+    <w:p>
+      <w:pPr>
+        <w:pStyle w:val="Akapitzlist"/>
+        <w:numPr>
+          <w:ilvl w:val="0"/>
+          <w:numId w:val="3"/>
+        </w:numPr>
+        <w:rPr>
+          <w:rFonts w:ascii="Bahnschrift SemiLight Condensed" w:hAnsi="Bahnschrift SemiLight Condensed"/>
+          <w:sz w:val="40"/>
+          <w:szCs w:val="40"/>
+        </w:rPr>
+      </w:pPr>
+      <w:r>
+        <w:rPr>
+          <w:rFonts w:ascii="Bahnschrift SemiLight Condensed" w:hAnsi="Bahnschrift SemiLight Condensed"/>
+          <w:sz w:val="40"/>
+          <w:szCs w:val="40"/>
+        </w:rPr>
+        <w:t>Bank potwierdza poprawne wykonanie płatności, a system sklepu otrzymuje informację o jej statusie.</w:t>
+      </w:r>
+    </w:p>
+    <w:p>
+      <w:pPr>
+        <w:rPr>
+          <w:rFonts w:ascii="Bahnschrift SemiLight Condensed" w:hAnsi="Bahnschrift SemiLight Condensed"/>
+          <w:sz w:val="40"/>
+          <w:szCs w:val="40"/>
+        </w:rPr>
+      </w:pPr>
+      <w:r>
+        <w:rPr>
+          <w:rFonts w:ascii="Bahnschrift SemiLight Condensed" w:hAnsi="Bahnschrift SemiLight Condensed"/>
+          <w:b/>
+          <w:bCs/>
+          <w:sz w:val="40"/>
+          <w:szCs w:val="40"/>
+        </w:rPr>
+        <w:t>Główny przebieg zdarzeń</w:t>
+      </w:r>
+    </w:p>
+    <w:p>
+      <w:pPr>
         <w:numPr>
           <w:ilvl w:val="0"/>
           <w:numId w:val="6"/>
@@ -347,323 +2168,11 @@
           <w:sz w:val="40"/>
           <w:szCs w:val="40"/>
         </w:rPr>
-        <w:t>Użytkownik po zalogowaniu lub rejestracji ma więcej możliwości.</w:t>
-      </w:r>
-    </w:p>
-    <w:p>
-      <w:pPr>
-        <w:rPr>
-          <w:rFonts w:ascii="Bahnschrift SemiLight Condensed" w:hAnsi="Bahnschrift SemiLight Condensed"/>
-          <w:b/>
-          <w:bCs/>
-          <w:sz w:val="40"/>
-          <w:szCs w:val="40"/>
-        </w:rPr>
-      </w:pPr>
-      <w:r>
-        <w:rPr>
-          <w:rFonts w:ascii="Bahnschrift SemiLight Condensed" w:hAnsi="Bahnschrift SemiLight Condensed"/>
-          <w:b/>
-          <w:bCs/>
-          <w:sz w:val="40"/>
-          <w:szCs w:val="40"/>
-        </w:rPr>
-        <w:t>Główny przebieg zdarzeń</w:t>
-      </w:r>
-    </w:p>
-    <w:p>
-      <w:pPr>
-        <w:rPr>
-          <w:rFonts w:ascii="Bahnschrift SemiLight Condensed" w:hAnsi="Bahnschrift SemiLight Condensed"/>
-          <w:sz w:val="40"/>
-          <w:szCs w:val="40"/>
-        </w:rPr>
-      </w:pPr>
-      <w:r>
-        <w:rPr>
-          <w:rFonts w:ascii="Bahnschrift SemiLight Condensed" w:hAnsi="Bahnschrift SemiLight Condensed"/>
-          <w:sz w:val="40"/>
-          <w:szCs w:val="40"/>
-        </w:rPr>
-        <w:t>1 Użytkownik wchodzi na stronę internetową</w:t>
-      </w:r>
-      <w:r>
-        <w:rPr>
-          <w:rFonts w:ascii="Bahnschrift SemiLight Condensed" w:hAnsi="Bahnschrift SemiLight Condensed"/>
-          <w:sz w:val="40"/>
-          <w:szCs w:val="40"/>
-        </w:rPr>
-        <w:t>.</w:t>
-      </w:r>
-    </w:p>
-    <w:p>
-      <w:pPr>
-        <w:rPr>
-          <w:rFonts w:ascii="Bahnschrift SemiLight Condensed" w:hAnsi="Bahnschrift SemiLight Condensed"/>
-          <w:sz w:val="40"/>
-          <w:szCs w:val="40"/>
-        </w:rPr>
-      </w:pPr>
-      <w:r>
-        <w:rPr>
-          <w:rFonts w:ascii="Bahnschrift SemiLight Condensed" w:hAnsi="Bahnschrift SemiLight Condensed"/>
-          <w:sz w:val="40"/>
-          <w:szCs w:val="40"/>
-        </w:rPr>
-        <w:t xml:space="preserve">2 </w:t>
-      </w:r>
-      <w:r>
-        <w:rPr>
-          <w:rFonts w:ascii="Bahnschrift SemiLight Condensed" w:hAnsi="Bahnschrift SemiLight Condensed"/>
-          <w:sz w:val="40"/>
-          <w:szCs w:val="40"/>
-        </w:rPr>
-        <w:t>Przegląda dostępne zestawy</w:t>
-      </w:r>
-      <w:r>
-        <w:rPr>
-          <w:rFonts w:ascii="Bahnschrift SemiLight Condensed" w:hAnsi="Bahnschrift SemiLight Condensed"/>
-          <w:sz w:val="40"/>
-          <w:szCs w:val="40"/>
-        </w:rPr>
-        <w:t>.</w:t>
-      </w:r>
-    </w:p>
-    <w:p>
-      <w:pPr>
-        <w:rPr>
-          <w:rFonts w:ascii="Bahnschrift SemiLight Condensed" w:hAnsi="Bahnschrift SemiLight Condensed"/>
-          <w:sz w:val="40"/>
-          <w:szCs w:val="40"/>
-        </w:rPr>
-      </w:pPr>
-      <w:r>
-        <w:rPr>
-          <w:rFonts w:ascii="Bahnschrift SemiLight Condensed" w:hAnsi="Bahnschrift SemiLight Condensed"/>
-          <w:sz w:val="40"/>
-          <w:szCs w:val="40"/>
-        </w:rPr>
-        <w:t xml:space="preserve">3 Po dodaniu do ulubionych lub do koszyka wyskoczy mu okno </w:t>
-      </w:r>
-      <w:proofErr w:type="gramStart"/>
-      <w:r>
-        <w:rPr>
-          <w:rFonts w:ascii="Bahnschrift SemiLight Condensed" w:hAnsi="Bahnschrift SemiLight Condensed"/>
-          <w:sz w:val="40"/>
-          <w:szCs w:val="40"/>
-        </w:rPr>
-        <w:t>logowania</w:t>
-      </w:r>
-      <w:proofErr w:type="gramEnd"/>
-      <w:r>
-        <w:rPr>
-          <w:rFonts w:ascii="Bahnschrift SemiLight Condensed" w:hAnsi="Bahnschrift SemiLight Condensed"/>
-          <w:sz w:val="40"/>
-          <w:szCs w:val="40"/>
-        </w:rPr>
-        <w:t xml:space="preserve"> gdyby nie był zalogowany do tej pory</w:t>
-      </w:r>
-      <w:r>
-        <w:rPr>
-          <w:rFonts w:ascii="Bahnschrift SemiLight Condensed" w:hAnsi="Bahnschrift SemiLight Condensed"/>
-          <w:sz w:val="40"/>
-          <w:szCs w:val="40"/>
-        </w:rPr>
-        <w:t>.</w:t>
-      </w:r>
-    </w:p>
-    <w:p>
-      <w:pPr>
-        <w:rPr>
-          <w:rFonts w:ascii="Bahnschrift SemiLight Condensed" w:hAnsi="Bahnschrift SemiLight Condensed"/>
-          <w:sz w:val="40"/>
-          <w:szCs w:val="40"/>
-        </w:rPr>
-      </w:pPr>
-    </w:p>
-    <w:p>
-      <w:pPr>
-        <w:rPr>
-          <w:rFonts w:ascii="Bahnschrift SemiLight Condensed" w:hAnsi="Bahnschrift SemiLight Condensed"/>
-          <w:sz w:val="40"/>
-          <w:szCs w:val="40"/>
-        </w:rPr>
-      </w:pPr>
-      <w:r>
-        <w:rPr>
-          <w:rFonts w:ascii="Bahnschrift SemiLight Condensed" w:hAnsi="Bahnschrift SemiLight Condensed"/>
-          <w:sz w:val="44"/>
-          <w:szCs w:val="44"/>
-          <w:highlight w:val="lightGray"/>
-          <w:u w:val="single"/>
-        </w:rPr>
-        <w:lastRenderedPageBreak/>
-        <w:t>2</w:t>
-      </w:r>
-      <w:r>
-        <w:rPr>
-          <w:rFonts w:ascii="Bahnschrift SemiLight Condensed" w:hAnsi="Bahnschrift SemiLight Condensed"/>
-          <w:sz w:val="44"/>
-          <w:szCs w:val="44"/>
-          <w:highlight w:val="lightGray"/>
-          <w:u w:val="single"/>
-        </w:rPr>
-        <w:t xml:space="preserve">. </w:t>
-      </w:r>
-      <w:r>
-        <w:rPr>
-          <w:rFonts w:ascii="Bahnschrift SemiLight Condensed" w:hAnsi="Bahnschrift SemiLight Condensed"/>
-          <w:sz w:val="44"/>
-          <w:szCs w:val="44"/>
-          <w:highlight w:val="lightGray"/>
-          <w:u w:val="single"/>
-        </w:rPr>
-        <w:t xml:space="preserve">Przeglądanie produktów </w:t>
-      </w:r>
-      <w:r>
-        <w:rPr>
-          <w:rFonts w:ascii="Bahnschrift SemiLight Condensed" w:hAnsi="Bahnschrift SemiLight Condensed"/>
-          <w:sz w:val="44"/>
-          <w:szCs w:val="44"/>
-          <w:highlight w:val="lightGray"/>
-          <w:u w:val="single"/>
-        </w:rPr>
-        <w:t xml:space="preserve">oraz </w:t>
-      </w:r>
-      <w:r>
-        <w:rPr>
-          <w:rFonts w:ascii="Bahnschrift SemiLight Condensed" w:hAnsi="Bahnschrift SemiLight Condensed"/>
-          <w:sz w:val="44"/>
-          <w:szCs w:val="44"/>
-          <w:highlight w:val="lightGray"/>
-          <w:u w:val="single"/>
-        </w:rPr>
-        <w:t>wyszukiwanie</w:t>
-      </w:r>
-      <w:r>
-        <w:rPr>
-          <w:rFonts w:ascii="Bahnschrift SemiLight Condensed" w:hAnsi="Bahnschrift SemiLight Condensed"/>
-          <w:sz w:val="44"/>
-          <w:szCs w:val="44"/>
-          <w:highlight w:val="lightGray"/>
-          <w:u w:val="single"/>
-        </w:rPr>
-        <w:t xml:space="preserve"> </w:t>
-      </w:r>
-      <w:r>
-        <w:rPr>
-          <w:rFonts w:ascii="Bahnschrift SemiLight Condensed" w:hAnsi="Bahnschrift SemiLight Condensed"/>
-          <w:sz w:val="44"/>
-          <w:szCs w:val="44"/>
-          <w:highlight w:val="lightGray"/>
-          <w:u w:val="single"/>
-        </w:rPr>
-        <w:t>ich</w:t>
-      </w:r>
-      <w:r>
-        <w:rPr>
-          <w:rFonts w:ascii="Bahnschrift SemiLight Condensed" w:hAnsi="Bahnschrift SemiLight Condensed"/>
-          <w:sz w:val="44"/>
-          <w:szCs w:val="44"/>
-          <w:u w:val="single"/>
-        </w:rPr>
-        <w:t xml:space="preserve"> </w:t>
-      </w:r>
-    </w:p>
-    <w:p>
-      <w:pPr>
-        <w:rPr>
-          <w:rFonts w:ascii="Bahnschrift SemiLight Condensed" w:hAnsi="Bahnschrift SemiLight Condensed"/>
-          <w:sz w:val="40"/>
-          <w:szCs w:val="40"/>
-        </w:rPr>
-      </w:pPr>
-      <w:r>
-        <w:rPr>
-          <w:rFonts w:ascii="Bahnschrift SemiLight Condensed" w:hAnsi="Bahnschrift SemiLight Condensed"/>
-          <w:b/>
-          <w:bCs/>
-          <w:sz w:val="40"/>
-          <w:szCs w:val="40"/>
-        </w:rPr>
-        <w:t>Aktor główny:</w:t>
-      </w:r>
-      <w:r>
-        <w:rPr>
-          <w:rFonts w:ascii="Bahnschrift SemiLight Condensed" w:hAnsi="Bahnschrift SemiLight Condensed"/>
-          <w:sz w:val="40"/>
-          <w:szCs w:val="40"/>
-        </w:rPr>
-        <w:t xml:space="preserve"> Klient </w:t>
-      </w:r>
-    </w:p>
-    <w:p>
-      <w:pPr>
-        <w:rPr>
-          <w:rFonts w:ascii="Bahnschrift SemiLight Condensed" w:hAnsi="Bahnschrift SemiLight Condensed"/>
-          <w:sz w:val="40"/>
-          <w:szCs w:val="40"/>
-        </w:rPr>
-      </w:pPr>
-      <w:r>
-        <w:rPr>
-          <w:rFonts w:ascii="Bahnschrift SemiLight Condensed" w:hAnsi="Bahnschrift SemiLight Condensed"/>
-          <w:b/>
-          <w:bCs/>
-          <w:sz w:val="40"/>
-          <w:szCs w:val="40"/>
-        </w:rPr>
-        <w:t>Cel:</w:t>
-      </w:r>
-      <w:r>
-        <w:rPr>
-          <w:rFonts w:ascii="Bahnschrift SemiLight Condensed" w:hAnsi="Bahnschrift SemiLight Condensed"/>
-          <w:sz w:val="40"/>
-          <w:szCs w:val="40"/>
-        </w:rPr>
-        <w:t xml:space="preserve"> </w:t>
-      </w:r>
-      <w:r>
-        <w:rPr>
-          <w:rFonts w:ascii="Bahnschrift SemiLight Condensed" w:hAnsi="Bahnschrift SemiLight Condensed"/>
-          <w:sz w:val="40"/>
-          <w:szCs w:val="40"/>
-        </w:rPr>
-        <w:t>Przeglądanie produktów na stronie i wyszukiwanie konkretnych zestawów</w:t>
-      </w:r>
-      <w:r>
-        <w:rPr>
-          <w:rFonts w:ascii="Bahnschrift SemiLight Condensed" w:hAnsi="Bahnschrift SemiLight Condensed"/>
-          <w:sz w:val="40"/>
-          <w:szCs w:val="40"/>
-        </w:rPr>
-        <w:t>.</w:t>
-      </w:r>
-    </w:p>
-    <w:p>
-      <w:pPr>
-        <w:rPr>
-          <w:rFonts w:ascii="Bahnschrift SemiLight Condensed" w:hAnsi="Bahnschrift SemiLight Condensed"/>
-          <w:b/>
-          <w:bCs/>
-          <w:sz w:val="40"/>
-          <w:szCs w:val="40"/>
-        </w:rPr>
-      </w:pPr>
-      <w:r>
-        <w:rPr>
-          <w:rFonts w:ascii="Bahnschrift SemiLight Condensed" w:hAnsi="Bahnschrift SemiLight Condensed"/>
-          <w:b/>
-          <w:bCs/>
-          <w:sz w:val="40"/>
-          <w:szCs w:val="40"/>
-        </w:rPr>
-        <w:t>Warunki wstępne</w:t>
-      </w:r>
-    </w:p>
-    <w:p>
-      <w:pPr>
-        <w:pStyle w:val="Akapitzlist"/>
+        <w:t>Klient wybiera metodę płatności i zatwierdza płatność.</w:t>
+      </w:r>
+    </w:p>
+    <w:p>
+      <w:pPr>
         <w:numPr>
           <w:ilvl w:val="0"/>
           <w:numId w:val="6"/>
@@ -680,47 +2189,11 @@
           <w:sz w:val="40"/>
           <w:szCs w:val="40"/>
         </w:rPr>
-        <w:t>Użytkownik bezproblemowy ma dostęp do przeglądu</w:t>
-      </w:r>
-      <w:r>
-        <w:rPr>
-          <w:rFonts w:ascii="Bahnschrift SemiLight Condensed" w:hAnsi="Bahnschrift SemiLight Condensed"/>
-          <w:sz w:val="40"/>
-          <w:szCs w:val="40"/>
-        </w:rPr>
-        <w:t>.</w:t>
-      </w:r>
-    </w:p>
-    <w:p>
-      <w:pPr>
-        <w:rPr>
-          <w:rFonts w:ascii="Bahnschrift SemiLight Condensed" w:hAnsi="Bahnschrift SemiLight Condensed"/>
-          <w:sz w:val="40"/>
-          <w:szCs w:val="40"/>
-        </w:rPr>
-      </w:pPr>
-      <w:r>
-        <w:rPr>
-          <w:rFonts w:ascii="Bahnschrift SemiLight Condensed" w:hAnsi="Bahnschrift SemiLight Condensed"/>
-          <w:b/>
-          <w:bCs/>
-          <w:sz w:val="40"/>
-          <w:szCs w:val="40"/>
-        </w:rPr>
-        <w:t>Warunki końcowe</w:t>
-      </w:r>
-      <w:r>
-        <w:rPr>
-          <w:rFonts w:ascii="Bahnschrift SemiLight Condensed" w:hAnsi="Bahnschrift SemiLight Condensed"/>
-          <w:sz w:val="40"/>
-          <w:szCs w:val="40"/>
-        </w:rPr>
-        <w:t xml:space="preserve"> (sukces)</w:t>
-      </w:r>
-    </w:p>
-    <w:p>
-      <w:pPr>
-        <w:pStyle w:val="Akapitzlist"/>
+        <w:t>System przekazuje informacje dotyczące płatności do banku.</w:t>
+      </w:r>
+    </w:p>
+    <w:p>
+      <w:pPr>
         <w:numPr>
           <w:ilvl w:val="0"/>
           <w:numId w:val="6"/>
@@ -737,307 +2210,11 @@
           <w:sz w:val="40"/>
           <w:szCs w:val="40"/>
         </w:rPr>
-        <w:t>Użytkownik po zalogowaniu lub rejestracji ma więcej możliwości.</w:t>
-      </w:r>
-    </w:p>
-    <w:p>
-      <w:pPr>
-        <w:rPr>
-          <w:rFonts w:ascii="Bahnschrift SemiLight Condensed" w:hAnsi="Bahnschrift SemiLight Condensed"/>
-          <w:b/>
-          <w:bCs/>
-          <w:sz w:val="40"/>
-          <w:szCs w:val="40"/>
-        </w:rPr>
-      </w:pPr>
-      <w:r>
-        <w:rPr>
-          <w:rFonts w:ascii="Bahnschrift SemiLight Condensed" w:hAnsi="Bahnschrift SemiLight Condensed"/>
-          <w:b/>
-          <w:bCs/>
-          <w:sz w:val="40"/>
-          <w:szCs w:val="40"/>
-        </w:rPr>
-        <w:t>Główny przebieg zdarzeń</w:t>
-      </w:r>
-    </w:p>
-    <w:p>
-      <w:pPr>
-        <w:rPr>
-          <w:rFonts w:ascii="Bahnschrift SemiLight Condensed" w:hAnsi="Bahnschrift SemiLight Condensed"/>
-          <w:sz w:val="40"/>
-          <w:szCs w:val="40"/>
-        </w:rPr>
-      </w:pPr>
-      <w:r>
-        <w:rPr>
-          <w:rFonts w:ascii="Bahnschrift SemiLight Condensed" w:hAnsi="Bahnschrift SemiLight Condensed"/>
-          <w:sz w:val="40"/>
-          <w:szCs w:val="40"/>
-        </w:rPr>
-        <w:t xml:space="preserve">1 </w:t>
-      </w:r>
-      <w:proofErr w:type="spellStart"/>
-      <w:r>
-        <w:rPr>
-          <w:rFonts w:ascii="Bahnschrift SemiLight Condensed" w:hAnsi="Bahnschrift SemiLight Condensed"/>
-          <w:sz w:val="40"/>
-          <w:szCs w:val="40"/>
-        </w:rPr>
-        <w:t>Użytkownimk</w:t>
-      </w:r>
-      <w:proofErr w:type="spellEnd"/>
-      <w:r>
-        <w:rPr>
-          <w:rFonts w:ascii="Bahnschrift SemiLight Condensed" w:hAnsi="Bahnschrift SemiLight Condensed"/>
-          <w:sz w:val="40"/>
-          <w:szCs w:val="40"/>
-        </w:rPr>
-        <w:t xml:space="preserve"> ma dostęp do przeglądania produktów</w:t>
-      </w:r>
-      <w:r>
-        <w:rPr>
-          <w:rFonts w:ascii="Bahnschrift SemiLight Condensed" w:hAnsi="Bahnschrift SemiLight Condensed"/>
-          <w:sz w:val="40"/>
-          <w:szCs w:val="40"/>
-        </w:rPr>
-        <w:t>.</w:t>
-      </w:r>
-    </w:p>
-    <w:p>
-      <w:pPr>
-        <w:rPr>
-          <w:rFonts w:ascii="Bahnschrift SemiLight Condensed" w:hAnsi="Bahnschrift SemiLight Condensed"/>
-          <w:sz w:val="40"/>
-          <w:szCs w:val="40"/>
-        </w:rPr>
-      </w:pPr>
-      <w:r>
-        <w:rPr>
-          <w:rFonts w:ascii="Bahnschrift SemiLight Condensed" w:hAnsi="Bahnschrift SemiLight Condensed"/>
-          <w:sz w:val="40"/>
-          <w:szCs w:val="40"/>
-        </w:rPr>
-        <w:t>2</w:t>
-      </w:r>
-      <w:r>
-        <w:rPr>
-          <w:rFonts w:ascii="Bahnschrift SemiLight Condensed" w:hAnsi="Bahnschrift SemiLight Condensed"/>
-          <w:sz w:val="40"/>
-          <w:szCs w:val="40"/>
-        </w:rPr>
-        <w:t xml:space="preserve"> Może również wyszukać konkretnego zestawu w wyszukiwarce </w:t>
-      </w:r>
-      <w:proofErr w:type="gramStart"/>
-      <w:r>
-        <w:rPr>
-          <w:rFonts w:ascii="Bahnschrift SemiLight Condensed" w:hAnsi="Bahnschrift SemiLight Condensed"/>
-          <w:sz w:val="40"/>
-          <w:szCs w:val="40"/>
-        </w:rPr>
-        <w:t>strony</w:t>
-      </w:r>
-      <w:r>
-        <w:rPr>
-          <w:rFonts w:ascii="Bahnschrift SemiLight Condensed" w:hAnsi="Bahnschrift SemiLight Condensed"/>
-          <w:sz w:val="40"/>
-          <w:szCs w:val="40"/>
-        </w:rPr>
-        <w:t>..</w:t>
-      </w:r>
-      <w:proofErr w:type="gramEnd"/>
-    </w:p>
-    <w:p>
-      <w:pPr>
-        <w:rPr>
-          <w:rFonts w:ascii="Bahnschrift SemiLight Condensed" w:hAnsi="Bahnschrift SemiLight Condensed"/>
-          <w:sz w:val="40"/>
-          <w:szCs w:val="40"/>
-        </w:rPr>
-      </w:pPr>
-    </w:p>
-    <w:p>
-      <w:pPr>
-        <w:rPr>
-          <w:rFonts w:ascii="Bahnschrift SemiLight Condensed" w:hAnsi="Bahnschrift SemiLight Condensed"/>
-          <w:sz w:val="40"/>
-          <w:szCs w:val="40"/>
-        </w:rPr>
-      </w:pPr>
-    </w:p>
-    <w:p>
-      <w:pPr>
-        <w:rPr>
-          <w:rFonts w:ascii="Bahnschrift SemiLight Condensed" w:hAnsi="Bahnschrift SemiLight Condensed"/>
-          <w:sz w:val="40"/>
-          <w:szCs w:val="40"/>
-        </w:rPr>
-      </w:pPr>
-    </w:p>
-    <w:p>
-      <w:pPr>
-        <w:rPr>
-          <w:rFonts w:ascii="Bahnschrift SemiLight Condensed" w:hAnsi="Bahnschrift SemiLight Condensed"/>
-          <w:sz w:val="40"/>
-          <w:szCs w:val="40"/>
-        </w:rPr>
-      </w:pPr>
-    </w:p>
-    <w:p>
-      <w:pPr>
-        <w:rPr>
-          <w:rFonts w:ascii="Bahnschrift SemiLight Condensed" w:hAnsi="Bahnschrift SemiLight Condensed"/>
-          <w:sz w:val="40"/>
-          <w:szCs w:val="40"/>
-        </w:rPr>
-      </w:pPr>
-    </w:p>
-    <w:p>
-      <w:pPr>
-        <w:rPr>
-          <w:rFonts w:ascii="Bahnschrift SemiLight Condensed" w:hAnsi="Bahnschrift SemiLight Condensed"/>
-          <w:sz w:val="40"/>
-          <w:szCs w:val="40"/>
-        </w:rPr>
-      </w:pPr>
-    </w:p>
-    <w:p>
-      <w:pPr>
-        <w:rPr>
-          <w:rFonts w:ascii="Bahnschrift SemiLight Condensed" w:hAnsi="Bahnschrift SemiLight Condensed"/>
-          <w:sz w:val="40"/>
-          <w:szCs w:val="40"/>
-        </w:rPr>
-      </w:pPr>
-    </w:p>
-    <w:p>
-      <w:pPr>
-        <w:rPr>
-          <w:rFonts w:ascii="Bahnschrift SemiLight Condensed" w:hAnsi="Bahnschrift SemiLight Condensed"/>
-          <w:sz w:val="44"/>
-          <w:szCs w:val="44"/>
-          <w:highlight w:val="lightGray"/>
-          <w:u w:val="single"/>
-        </w:rPr>
-      </w:pPr>
-      <w:r>
-        <w:rPr>
-          <w:rFonts w:ascii="Bahnschrift SemiLight Condensed" w:hAnsi="Bahnschrift SemiLight Condensed"/>
-          <w:sz w:val="44"/>
-          <w:szCs w:val="44"/>
-          <w:highlight w:val="lightGray"/>
-          <w:u w:val="single"/>
-        </w:rPr>
-        <w:lastRenderedPageBreak/>
-        <w:t>3</w:t>
-      </w:r>
-      <w:r>
-        <w:rPr>
-          <w:rFonts w:ascii="Bahnschrift SemiLight Condensed" w:hAnsi="Bahnschrift SemiLight Condensed"/>
-          <w:sz w:val="44"/>
-          <w:szCs w:val="44"/>
-          <w:highlight w:val="lightGray"/>
-          <w:u w:val="single"/>
-        </w:rPr>
-        <w:t xml:space="preserve">. </w:t>
-      </w:r>
-      <w:r>
-        <w:rPr>
-          <w:rFonts w:ascii="Bahnschrift SemiLight Condensed" w:hAnsi="Bahnschrift SemiLight Condensed"/>
-          <w:sz w:val="44"/>
-          <w:szCs w:val="44"/>
-          <w:highlight w:val="lightGray"/>
-          <w:u w:val="single"/>
-        </w:rPr>
-        <w:t>Przegląd dostępnych produktów</w:t>
-      </w:r>
-    </w:p>
-    <w:p>
-      <w:pPr>
-        <w:rPr>
-          <w:rFonts w:ascii="Bahnschrift SemiLight Condensed" w:hAnsi="Bahnschrift SemiLight Condensed"/>
-          <w:sz w:val="40"/>
-          <w:szCs w:val="40"/>
-        </w:rPr>
-      </w:pPr>
-      <w:r>
-        <w:rPr>
-          <w:rFonts w:ascii="Bahnschrift SemiLight Condensed" w:hAnsi="Bahnschrift SemiLight Condensed"/>
-          <w:b/>
-          <w:bCs/>
-          <w:sz w:val="40"/>
-          <w:szCs w:val="40"/>
-        </w:rPr>
-        <w:t>Aktor główny:</w:t>
-      </w:r>
-      <w:r>
-        <w:rPr>
-          <w:rFonts w:ascii="Bahnschrift SemiLight Condensed" w:hAnsi="Bahnschrift SemiLight Condensed"/>
-          <w:sz w:val="40"/>
-          <w:szCs w:val="40"/>
-        </w:rPr>
-        <w:t xml:space="preserve"> Klient </w:t>
-      </w:r>
-    </w:p>
-    <w:p>
-      <w:pPr>
-        <w:rPr>
-          <w:rFonts w:ascii="Bahnschrift SemiLight Condensed" w:hAnsi="Bahnschrift SemiLight Condensed"/>
-          <w:sz w:val="40"/>
-          <w:szCs w:val="40"/>
-        </w:rPr>
-      </w:pPr>
-      <w:r>
-        <w:rPr>
-          <w:rFonts w:ascii="Bahnschrift SemiLight Condensed" w:hAnsi="Bahnschrift SemiLight Condensed"/>
-          <w:b/>
-          <w:bCs/>
-          <w:sz w:val="40"/>
-          <w:szCs w:val="40"/>
-        </w:rPr>
-        <w:t>Cel:</w:t>
-      </w:r>
-      <w:r>
-        <w:rPr>
-          <w:rFonts w:ascii="Bahnschrift SemiLight Condensed" w:hAnsi="Bahnschrift SemiLight Condensed"/>
-          <w:sz w:val="40"/>
-          <w:szCs w:val="40"/>
-        </w:rPr>
-        <w:t xml:space="preserve"> </w:t>
-      </w:r>
-      <w:r>
-        <w:rPr>
-          <w:rFonts w:ascii="Bahnschrift SemiLight Condensed" w:hAnsi="Bahnschrift SemiLight Condensed"/>
-          <w:sz w:val="40"/>
-          <w:szCs w:val="40"/>
-        </w:rPr>
-        <w:t xml:space="preserve">Dodatkowe oznaczenie aktualnie dostępnych produktów </w:t>
-      </w:r>
-    </w:p>
-    <w:p>
-      <w:pPr>
-        <w:rPr>
-          <w:rFonts w:ascii="Bahnschrift SemiLight Condensed" w:hAnsi="Bahnschrift SemiLight Condensed"/>
-          <w:b/>
-          <w:bCs/>
-          <w:sz w:val="40"/>
-          <w:szCs w:val="40"/>
-        </w:rPr>
-      </w:pPr>
-      <w:r>
-        <w:rPr>
-          <w:rFonts w:ascii="Bahnschrift SemiLight Condensed" w:hAnsi="Bahnschrift SemiLight Condensed"/>
-          <w:b/>
-          <w:bCs/>
-          <w:sz w:val="40"/>
-          <w:szCs w:val="40"/>
-        </w:rPr>
-        <w:t>Warunki wstępne</w:t>
-      </w:r>
-    </w:p>
-    <w:p>
-      <w:pPr>
-        <w:pStyle w:val="Akapitzlist"/>
+        <w:t>Bank weryfikuje dane płatności.</w:t>
+      </w:r>
+    </w:p>
+    <w:p>
+      <w:pPr>
         <w:numPr>
           <w:ilvl w:val="0"/>
           <w:numId w:val="6"/>
@@ -1054,73 +2231,11 @@
           <w:sz w:val="40"/>
           <w:szCs w:val="40"/>
         </w:rPr>
-        <w:t xml:space="preserve">Użytkownik </w:t>
-      </w:r>
-      <w:r>
-        <w:rPr>
-          <w:rFonts w:ascii="Bahnschrift SemiLight Condensed" w:hAnsi="Bahnschrift SemiLight Condensed"/>
-          <w:sz w:val="40"/>
-          <w:szCs w:val="40"/>
-        </w:rPr>
-        <w:t xml:space="preserve">przeglądając produkty może sprawdzić ich oznaczenie </w:t>
-      </w:r>
-      <w:proofErr w:type="spellStart"/>
-      <w:r>
-        <w:rPr>
-          <w:rFonts w:ascii="Bahnschrift SemiLight Condensed" w:hAnsi="Bahnschrift SemiLight Condensed"/>
-          <w:sz w:val="40"/>
-          <w:szCs w:val="40"/>
-        </w:rPr>
-        <w:t>któro</w:t>
-      </w:r>
-      <w:proofErr w:type="spellEnd"/>
-      <w:r>
-        <w:rPr>
-          <w:rFonts w:ascii="Bahnschrift SemiLight Condensed" w:hAnsi="Bahnschrift SemiLight Condensed"/>
-          <w:sz w:val="40"/>
-          <w:szCs w:val="40"/>
-        </w:rPr>
-        <w:t xml:space="preserve"> będzie mówić o dostępności na sklepie lub o ewentualnym braku</w:t>
-      </w:r>
-      <w:r>
-        <w:rPr>
-          <w:rFonts w:ascii="Bahnschrift SemiLight Condensed" w:hAnsi="Bahnschrift SemiLight Condensed"/>
-          <w:sz w:val="40"/>
-          <w:szCs w:val="40"/>
-        </w:rPr>
-        <w:t>.</w:t>
-      </w:r>
-    </w:p>
-    <w:p>
-      <w:pPr>
-        <w:rPr>
-          <w:rFonts w:ascii="Bahnschrift SemiLight Condensed" w:hAnsi="Bahnschrift SemiLight Condensed"/>
-          <w:sz w:val="40"/>
-          <w:szCs w:val="40"/>
-        </w:rPr>
-      </w:pPr>
-      <w:r>
-        <w:rPr>
-          <w:rFonts w:ascii="Bahnschrift SemiLight Condensed" w:hAnsi="Bahnschrift SemiLight Condensed"/>
-          <w:b/>
-          <w:bCs/>
-          <w:sz w:val="40"/>
-          <w:szCs w:val="40"/>
-        </w:rPr>
-        <w:t>Warunki końcowe</w:t>
-      </w:r>
-      <w:r>
-        <w:rPr>
-          <w:rFonts w:ascii="Bahnschrift SemiLight Condensed" w:hAnsi="Bahnschrift SemiLight Condensed"/>
-          <w:sz w:val="40"/>
-          <w:szCs w:val="40"/>
-        </w:rPr>
-        <w:t xml:space="preserve"> (sukces)</w:t>
-      </w:r>
-    </w:p>
-    <w:p>
-      <w:pPr>
-        <w:pStyle w:val="Akapitzlist"/>
+        <w:t xml:space="preserve"> Bank przetwarza płatność.</w:t>
+      </w:r>
+    </w:p>
+    <w:p>
+      <w:pPr>
         <w:numPr>
           <w:ilvl w:val="0"/>
           <w:numId w:val="6"/>
@@ -1137,15 +2252,81 @@
           <w:sz w:val="40"/>
           <w:szCs w:val="40"/>
         </w:rPr>
-        <w:t>Użytkownik widzi jakie zestawy są aktualnie dostępne i nie będzie problemu z przesyłką</w:t>
-      </w:r>
-      <w:r>
-        <w:rPr>
-          <w:rFonts w:ascii="Bahnschrift SemiLight Condensed" w:hAnsi="Bahnschrift SemiLight Condensed"/>
-          <w:sz w:val="40"/>
-          <w:szCs w:val="40"/>
-        </w:rPr>
-        <w:t>.</w:t>
+        <w:t>Bank przekazuje do systemu informację o pomyślnym wykonaniu płatności.</w:t>
+      </w:r>
+    </w:p>
+    <w:p>
+      <w:pPr>
+        <w:rPr>
+          <w:sz w:val="40"/>
+          <w:szCs w:val="40"/>
+        </w:rPr>
+      </w:pPr>
+    </w:p>
+    <w:p>
+      <w:pPr>
+        <w:rPr>
+          <w:sz w:val="40"/>
+          <w:szCs w:val="40"/>
+        </w:rPr>
+      </w:pPr>
+    </w:p>
+    <w:p>
+      <w:pPr>
+        <w:rPr>
+          <w:sz w:val="40"/>
+          <w:szCs w:val="40"/>
+        </w:rPr>
+      </w:pPr>
+    </w:p>
+    <w:p>
+      <w:pPr>
+        <w:rPr>
+          <w:sz w:val="40"/>
+          <w:szCs w:val="40"/>
+        </w:rPr>
+      </w:pPr>
+    </w:p>
+    <w:p>
+      <w:pPr>
+        <w:rPr>
+          <w:rFonts w:ascii="Bahnschrift SemiLight Condensed" w:hAnsi="Bahnschrift SemiLight Condensed"/>
+          <w:b/>
+          <w:bCs/>
+          <w:sz w:val="40"/>
+          <w:szCs w:val="40"/>
+        </w:rPr>
+      </w:pPr>
+      <w:r>
+        <w:rPr>
+          <w:rFonts w:ascii="Bahnschrift SemiLight Condensed" w:hAnsi="Bahnschrift SemiLight Condensed"/>
+          <w:b/>
+          <w:bCs/>
+          <w:sz w:val="40"/>
+          <w:szCs w:val="40"/>
+          <w:highlight w:val="lightGray"/>
+        </w:rPr>
+        <w:lastRenderedPageBreak/>
+        <w:t>7. Dokonanie zakupu</w:t>
+      </w:r>
+    </w:p>
+    <w:p>
+      <w:pPr>
+        <w:rPr>
+          <w:rFonts w:ascii="Bahnschrift SemiLight Condensed" w:hAnsi="Bahnschrift SemiLight Condensed"/>
+          <w:sz w:val="40"/>
+          <w:szCs w:val="40"/>
+        </w:rPr>
+      </w:pPr>
+      <w:r>
+        <w:rPr>
+          <w:rFonts w:ascii="Bahnschrift SemiLight Condensed" w:hAnsi="Bahnschrift SemiLight Condensed"/>
+          <w:b/>
+          <w:bCs/>
+          <w:sz w:val="40"/>
+          <w:szCs w:val="40"/>
+        </w:rPr>
+        <w:t>Aktor główny:</w:t>
       </w:r>
       <w:r>
         <w:rPr>
@@ -1155,211 +2336,32 @@
         </w:rPr>
         <w:t xml:space="preserve"> </w:t>
       </w:r>
-    </w:p>
-    <w:p>
-      <w:pPr>
-        <w:rPr>
-          <w:rFonts w:ascii="Bahnschrift SemiLight Condensed" w:hAnsi="Bahnschrift SemiLight Condensed"/>
-          <w:b/>
-          <w:bCs/>
-          <w:sz w:val="40"/>
-          <w:szCs w:val="40"/>
-        </w:rPr>
-      </w:pPr>
-      <w:r>
-        <w:rPr>
-          <w:rFonts w:ascii="Bahnschrift SemiLight Condensed" w:hAnsi="Bahnschrift SemiLight Condensed"/>
-          <w:b/>
-          <w:bCs/>
-          <w:sz w:val="40"/>
-          <w:szCs w:val="40"/>
-        </w:rPr>
-        <w:t>Główny przebieg zdarzeń</w:t>
-      </w:r>
-    </w:p>
-    <w:p>
-      <w:pPr>
-        <w:rPr>
-          <w:rFonts w:ascii="Bahnschrift SemiLight Condensed" w:hAnsi="Bahnschrift SemiLight Condensed"/>
-          <w:sz w:val="40"/>
-          <w:szCs w:val="40"/>
-        </w:rPr>
-      </w:pPr>
-      <w:r>
-        <w:rPr>
-          <w:rFonts w:ascii="Bahnschrift SemiLight Condensed" w:hAnsi="Bahnschrift SemiLight Condensed"/>
-          <w:sz w:val="40"/>
-          <w:szCs w:val="40"/>
-        </w:rPr>
-        <w:t xml:space="preserve">1 </w:t>
-      </w:r>
-      <w:r>
-        <w:rPr>
-          <w:rFonts w:ascii="Bahnschrift SemiLight Condensed" w:hAnsi="Bahnschrift SemiLight Condensed"/>
-          <w:sz w:val="40"/>
-          <w:szCs w:val="40"/>
-        </w:rPr>
-        <w:t xml:space="preserve">Użytkownik może wyszukać konkretny zestaw za pomocą wyszukiwarki. </w:t>
-      </w:r>
-    </w:p>
-    <w:p>
-      <w:pPr>
-        <w:rPr>
-          <w:rFonts w:ascii="Bahnschrift SemiLight Condensed" w:hAnsi="Bahnschrift SemiLight Condensed"/>
-          <w:sz w:val="40"/>
-          <w:szCs w:val="40"/>
-        </w:rPr>
-      </w:pPr>
-      <w:r>
-        <w:rPr>
-          <w:rFonts w:ascii="Bahnschrift SemiLight Condensed" w:hAnsi="Bahnschrift SemiLight Condensed"/>
-          <w:sz w:val="40"/>
-          <w:szCs w:val="40"/>
-        </w:rPr>
-        <w:t>2 Następnie s</w:t>
-      </w:r>
-      <w:r>
-        <w:rPr>
-          <w:rFonts w:ascii="Bahnschrift SemiLight Condensed" w:hAnsi="Bahnschrift SemiLight Condensed"/>
-          <w:sz w:val="40"/>
-          <w:szCs w:val="40"/>
-        </w:rPr>
-        <w:t xml:space="preserve">ystem wyświetla produkty wraz z nazwą, zdjęciem, ceną i </w:t>
-      </w:r>
-      <w:r>
-        <w:rPr>
-          <w:rFonts w:ascii="Bahnschrift SemiLight Condensed" w:hAnsi="Bahnschrift SemiLight Condensed"/>
-          <w:sz w:val="40"/>
-          <w:szCs w:val="40"/>
-        </w:rPr>
-        <w:t xml:space="preserve">zielonym </w:t>
-      </w:r>
-      <w:proofErr w:type="gramStart"/>
-      <w:r>
-        <w:rPr>
-          <w:rFonts w:ascii="Bahnschrift SemiLight Condensed" w:hAnsi="Bahnschrift SemiLight Condensed"/>
-          <w:sz w:val="40"/>
-          <w:szCs w:val="40"/>
-        </w:rPr>
-        <w:t>kółeczkiem</w:t>
-      </w:r>
-      <w:proofErr w:type="gramEnd"/>
-      <w:r>
-        <w:rPr>
-          <w:rFonts w:ascii="Bahnschrift SemiLight Condensed" w:hAnsi="Bahnschrift SemiLight Condensed"/>
-          <w:sz w:val="40"/>
-          <w:szCs w:val="40"/>
-        </w:rPr>
-        <w:t xml:space="preserve"> jeśli zestaw jest dostępny, </w:t>
-      </w:r>
-      <w:proofErr w:type="gramStart"/>
-      <w:r>
-        <w:rPr>
-          <w:rFonts w:ascii="Bahnschrift SemiLight Condensed" w:hAnsi="Bahnschrift SemiLight Condensed"/>
-          <w:sz w:val="40"/>
-          <w:szCs w:val="40"/>
-        </w:rPr>
-        <w:t>czerwonym</w:t>
-      </w:r>
-      <w:proofErr w:type="gramEnd"/>
-      <w:r>
-        <w:rPr>
-          <w:rFonts w:ascii="Bahnschrift SemiLight Condensed" w:hAnsi="Bahnschrift SemiLight Condensed"/>
-          <w:sz w:val="40"/>
-          <w:szCs w:val="40"/>
-        </w:rPr>
-        <w:t xml:space="preserve"> jeśli aktualnie nie ma go na stanie sklepu</w:t>
-      </w:r>
-      <w:r>
-        <w:rPr>
-          <w:rFonts w:ascii="Bahnschrift SemiLight Condensed" w:hAnsi="Bahnschrift SemiLight Condensed"/>
-          <w:sz w:val="40"/>
-          <w:szCs w:val="40"/>
-        </w:rPr>
-        <w:t>.</w:t>
-      </w:r>
-    </w:p>
-    <w:p>
-      <w:pPr>
-        <w:rPr>
-          <w:rFonts w:ascii="Bahnschrift SemiLight Condensed" w:hAnsi="Bahnschrift SemiLight Condensed"/>
-          <w:sz w:val="40"/>
-          <w:szCs w:val="40"/>
-        </w:rPr>
-      </w:pPr>
-    </w:p>
-    <w:p>
-      <w:pPr>
-        <w:rPr>
-          <w:rFonts w:ascii="Bahnschrift SemiLight Condensed" w:hAnsi="Bahnschrift SemiLight Condensed"/>
-          <w:sz w:val="40"/>
-          <w:szCs w:val="40"/>
-        </w:rPr>
-      </w:pPr>
-    </w:p>
-    <w:p/>
-    <w:p/>
-    <w:p/>
-    <w:p/>
-    <w:p>
-      <w:pPr>
-        <w:rPr>
-          <w:rFonts w:ascii="Bahnschrift SemiLight Condensed" w:hAnsi="Bahnschrift SemiLight Condensed"/>
-          <w:sz w:val="44"/>
-          <w:szCs w:val="44"/>
-          <w:highlight w:val="lightGray"/>
-          <w:u w:val="single"/>
-        </w:rPr>
-      </w:pPr>
-      <w:r>
-        <w:rPr>
-          <w:rFonts w:ascii="Bahnschrift SemiLight Condensed" w:hAnsi="Bahnschrift SemiLight Condensed"/>
-          <w:sz w:val="44"/>
-          <w:szCs w:val="44"/>
-          <w:highlight w:val="lightGray"/>
-          <w:u w:val="single"/>
-        </w:rPr>
-        <w:lastRenderedPageBreak/>
-        <w:t>4</w:t>
-      </w:r>
-      <w:r>
-        <w:rPr>
-          <w:rFonts w:ascii="Bahnschrift SemiLight Condensed" w:hAnsi="Bahnschrift SemiLight Condensed"/>
-          <w:sz w:val="44"/>
-          <w:szCs w:val="44"/>
-          <w:highlight w:val="lightGray"/>
-          <w:u w:val="single"/>
-        </w:rPr>
-        <w:t xml:space="preserve">. </w:t>
-      </w:r>
-      <w:r>
-        <w:rPr>
-          <w:rFonts w:ascii="Bahnschrift SemiLight Condensed" w:hAnsi="Bahnschrift SemiLight Condensed"/>
-          <w:sz w:val="44"/>
-          <w:szCs w:val="44"/>
-          <w:highlight w:val="lightGray"/>
-          <w:u w:val="single"/>
-        </w:rPr>
-        <w:t>Zarzadzanie systemem</w:t>
-      </w:r>
-    </w:p>
-    <w:p>
-      <w:pPr>
-        <w:rPr>
-          <w:rFonts w:ascii="Bahnschrift SemiLight Condensed" w:hAnsi="Bahnschrift SemiLight Condensed"/>
-          <w:sz w:val="40"/>
-          <w:szCs w:val="40"/>
-        </w:rPr>
-      </w:pPr>
-      <w:r>
-        <w:rPr>
-          <w:rFonts w:ascii="Bahnschrift SemiLight Condensed" w:hAnsi="Bahnschrift SemiLight Condensed"/>
-          <w:b/>
-          <w:bCs/>
-          <w:sz w:val="40"/>
-          <w:szCs w:val="40"/>
-        </w:rPr>
-        <w:t>Aktor główny:</w:t>
+      <w:r>
+        <w:rPr>
+          <w:rFonts w:ascii="Bahnschrift SemiLight Condensed" w:hAnsi="Bahnschrift SemiLight Condensed"/>
+          <w:sz w:val="40"/>
+          <w:szCs w:val="40"/>
+        </w:rPr>
+        <w:t>Klient</w:t>
+      </w:r>
+    </w:p>
+    <w:p>
+      <w:pPr>
+        <w:rPr>
+          <w:rFonts w:ascii="Bahnschrift SemiLight Condensed" w:hAnsi="Bahnschrift SemiLight Condensed"/>
+          <w:sz w:val="40"/>
+          <w:szCs w:val="40"/>
+        </w:rPr>
+      </w:pPr>
+      <w:r>
+        <w:rPr>
+          <w:rFonts w:ascii="Bahnschrift SemiLight Condensed" w:hAnsi="Bahnschrift SemiLight Condensed"/>
+          <w:b/>
+          <w:bCs/>
+          <w:sz w:val="40"/>
+          <w:szCs w:val="40"/>
+        </w:rPr>
+        <w:t>Cel:</w:t>
       </w:r>
       <w:r>
         <w:rPr>
@@ -1375,84 +2377,13 @@
           <w:sz w:val="40"/>
           <w:szCs w:val="40"/>
         </w:rPr>
-        <w:t>Właściciel</w:t>
-      </w:r>
-      <w:r>
-        <w:rPr>
-          <w:rFonts w:ascii="Bahnschrift SemiLight Condensed" w:hAnsi="Bahnschrift SemiLight Condensed"/>
-          <w:sz w:val="40"/>
-          <w:szCs w:val="40"/>
-        </w:rPr>
-        <w:t xml:space="preserve"> </w:t>
-      </w:r>
-    </w:p>
-    <w:p>
-      <w:pPr>
-        <w:rPr>
-          <w:rFonts w:ascii="Bahnschrift SemiLight Condensed" w:hAnsi="Bahnschrift SemiLight Condensed"/>
-          <w:sz w:val="40"/>
-          <w:szCs w:val="40"/>
-        </w:rPr>
-      </w:pPr>
-      <w:r>
-        <w:rPr>
-          <w:rFonts w:ascii="Bahnschrift SemiLight Condensed" w:hAnsi="Bahnschrift SemiLight Condensed"/>
-          <w:b/>
-          <w:bCs/>
-          <w:sz w:val="40"/>
-          <w:szCs w:val="40"/>
-        </w:rPr>
-        <w:t>Cel:</w:t>
-      </w:r>
-      <w:r>
-        <w:rPr>
-          <w:rFonts w:ascii="Bahnschrift SemiLight Condensed" w:hAnsi="Bahnschrift SemiLight Condensed"/>
-          <w:sz w:val="40"/>
-          <w:szCs w:val="40"/>
-        </w:rPr>
-        <w:t xml:space="preserve"> </w:t>
-      </w:r>
-      <w:r>
-        <w:rPr>
-          <w:rFonts w:ascii="Bahnschrift SemiLight Condensed" w:hAnsi="Bahnschrift SemiLight Condensed"/>
-          <w:sz w:val="40"/>
-          <w:szCs w:val="40"/>
-        </w:rPr>
-        <w:t xml:space="preserve">Zarządzanie </w:t>
-      </w:r>
-      <w:proofErr w:type="spellStart"/>
-      <w:r>
-        <w:rPr>
-          <w:rFonts w:ascii="Bahnschrift SemiLight Condensed" w:hAnsi="Bahnschrift SemiLight Condensed"/>
-          <w:sz w:val="40"/>
-          <w:szCs w:val="40"/>
-        </w:rPr>
-        <w:t>ststemem</w:t>
-      </w:r>
-      <w:proofErr w:type="spellEnd"/>
-      <w:r>
-        <w:rPr>
-          <w:rFonts w:ascii="Bahnschrift SemiLight Condensed" w:hAnsi="Bahnschrift SemiLight Condensed"/>
-          <w:sz w:val="40"/>
-          <w:szCs w:val="40"/>
-        </w:rPr>
-        <w:t xml:space="preserve"> ora</w:t>
-      </w:r>
-      <w:r>
-        <w:rPr>
-          <w:rFonts w:ascii="Bahnschrift SemiLight Condensed" w:hAnsi="Bahnschrift SemiLight Condensed"/>
-          <w:sz w:val="40"/>
-          <w:szCs w:val="40"/>
-        </w:rPr>
-        <w:t xml:space="preserve">z kontrola </w:t>
-      </w:r>
-    </w:p>
-    <w:p>
-      <w:pPr>
-        <w:rPr>
-          <w:rFonts w:ascii="Bahnschrift SemiLight Condensed" w:hAnsi="Bahnschrift SemiLight Condensed"/>
-          <w:b/>
-          <w:bCs/>
+        <w:t>Dokonanie zakupu wybranego zestawu LEGO w sklepie internetowym.</w:t>
+      </w:r>
+    </w:p>
+    <w:p>
+      <w:pPr>
+        <w:rPr>
+          <w:rFonts w:ascii="Bahnschrift SemiLight Condensed" w:hAnsi="Bahnschrift SemiLight Condensed"/>
           <w:sz w:val="40"/>
           <w:szCs w:val="40"/>
         </w:rPr>
@@ -1473,7 +2404,7 @@
         <w:pStyle w:val="Akapitzlist"/>
         <w:numPr>
           <w:ilvl w:val="0"/>
-          <w:numId w:val="6"/>
+          <w:numId w:val="3"/>
         </w:numPr>
         <w:rPr>
           <w:rFonts w:ascii="Bahnschrift SemiLight Condensed" w:hAnsi="Bahnschrift SemiLight Condensed"/>
@@ -1487,60 +2418,26 @@
           <w:sz w:val="40"/>
           <w:szCs w:val="40"/>
         </w:rPr>
-        <w:t xml:space="preserve">Użytkownik </w:t>
-      </w:r>
-      <w:r>
-        <w:rPr>
-          <w:rFonts w:ascii="Bahnschrift SemiLight Condensed" w:hAnsi="Bahnschrift SemiLight Condensed"/>
-          <w:sz w:val="40"/>
-          <w:szCs w:val="40"/>
-        </w:rPr>
-        <w:t xml:space="preserve">przeglądając produkty może sprawdzić ich oznaczenie </w:t>
-      </w:r>
-      <w:proofErr w:type="spellStart"/>
-      <w:r>
-        <w:rPr>
-          <w:rFonts w:ascii="Bahnschrift SemiLight Condensed" w:hAnsi="Bahnschrift SemiLight Condensed"/>
-          <w:sz w:val="40"/>
-          <w:szCs w:val="40"/>
-        </w:rPr>
-        <w:t>któro</w:t>
-      </w:r>
-      <w:proofErr w:type="spellEnd"/>
-      <w:r>
-        <w:rPr>
-          <w:rFonts w:ascii="Bahnschrift SemiLight Condensed" w:hAnsi="Bahnschrift SemiLight Condensed"/>
-          <w:sz w:val="40"/>
-          <w:szCs w:val="40"/>
-        </w:rPr>
-        <w:t xml:space="preserve"> będzie mówić o dostępności na sklepie lub o ewentualnym braku.</w:t>
-      </w:r>
-    </w:p>
-    <w:p>
-      <w:pPr>
-        <w:rPr>
-          <w:rFonts w:ascii="Bahnschrift SemiLight Condensed" w:hAnsi="Bahnschrift SemiLight Condensed"/>
-          <w:sz w:val="40"/>
-          <w:szCs w:val="40"/>
-        </w:rPr>
-      </w:pPr>
-      <w:r>
-        <w:rPr>
-          <w:rFonts w:ascii="Bahnschrift SemiLight Condensed" w:hAnsi="Bahnschrift SemiLight Condensed"/>
-          <w:b/>
-          <w:bCs/>
-          <w:sz w:val="40"/>
-          <w:szCs w:val="40"/>
-        </w:rPr>
-        <w:t>Warunki końcowe</w:t>
-      </w:r>
-      <w:r>
-        <w:rPr>
-          <w:rFonts w:ascii="Bahnschrift SemiLight Condensed" w:hAnsi="Bahnschrift SemiLight Condensed"/>
-          <w:sz w:val="40"/>
-          <w:szCs w:val="40"/>
-        </w:rPr>
-        <w:t xml:space="preserve"> (sukces)</w:t>
+        <w:t>Klient musi wybrać produkt i dodać go do koszyka.</w:t>
+      </w:r>
+    </w:p>
+    <w:p>
+      <w:pPr>
+        <w:rPr>
+          <w:rFonts w:ascii="Bahnschrift SemiLight Condensed" w:hAnsi="Bahnschrift SemiLight Condensed"/>
+          <w:sz w:val="40"/>
+          <w:szCs w:val="40"/>
+        </w:rPr>
+      </w:pPr>
+      <w:r>
+        <w:rPr>
+          <w:rFonts w:ascii="Bahnschrift SemiLight Condensed" w:hAnsi="Bahnschrift SemiLight Condensed"/>
+          <w:b/>
+          <w:bCs/>
+          <w:sz w:val="40"/>
+          <w:szCs w:val="40"/>
+        </w:rPr>
+        <w:t>Warunki końcowe (sukces)</w:t>
       </w:r>
     </w:p>
     <w:p>
@@ -1548,7 +2445,7 @@
         <w:pStyle w:val="Akapitzlist"/>
         <w:numPr>
           <w:ilvl w:val="0"/>
-          <w:numId w:val="6"/>
+          <w:numId w:val="3"/>
         </w:numPr>
         <w:rPr>
           <w:rFonts w:ascii="Bahnschrift SemiLight Condensed" w:hAnsi="Bahnschrift SemiLight Condensed"/>
@@ -1562,31 +2459,13 @@
           <w:sz w:val="40"/>
           <w:szCs w:val="40"/>
         </w:rPr>
-        <w:t>Użytkownik widzi jakie zestawy są aktualnie dostępne i nie będzie problemu z przesyłką</w:t>
-      </w:r>
-      <w:r>
-        <w:rPr>
-          <w:rFonts w:ascii="Bahnschrift SemiLight Condensed" w:hAnsi="Bahnschrift SemiLight Condensed"/>
-          <w:sz w:val="40"/>
-          <w:szCs w:val="40"/>
-        </w:rPr>
-        <w:t>.</w:t>
-      </w:r>
-      <w:r>
-        <w:rPr>
-          <w:rFonts w:ascii="Bahnschrift SemiLight Condensed" w:hAnsi="Bahnschrift SemiLight Condensed"/>
-          <w:sz w:val="40"/>
-          <w:szCs w:val="40"/>
-        </w:rPr>
-        <w:t xml:space="preserve"> </w:t>
-      </w:r>
-    </w:p>
-    <w:p>
-      <w:pPr>
-        <w:rPr>
-          <w:rFonts w:ascii="Bahnschrift SemiLight Condensed" w:hAnsi="Bahnschrift SemiLight Condensed"/>
-          <w:b/>
-          <w:bCs/>
+        <w:t>Klient dokonuje zakupu wybranych produktów, a system zapisuje zamówienie i przekazuje je do realizacji.</w:t>
+      </w:r>
+    </w:p>
+    <w:p>
+      <w:pPr>
+        <w:rPr>
+          <w:rFonts w:ascii="Bahnschrift SemiLight Condensed" w:hAnsi="Bahnschrift SemiLight Condensed"/>
           <w:sz w:val="40"/>
           <w:szCs w:val="40"/>
         </w:rPr>
@@ -1604,107 +2483,160 @@
     </w:p>
     <w:p>
       <w:pPr>
-        <w:rPr>
-          <w:rFonts w:ascii="Bahnschrift SemiLight Condensed" w:hAnsi="Bahnschrift SemiLight Condensed"/>
-          <w:sz w:val="40"/>
-          <w:szCs w:val="40"/>
-        </w:rPr>
-      </w:pPr>
-      <w:r>
-        <w:rPr>
-          <w:rFonts w:ascii="Bahnschrift SemiLight Condensed" w:hAnsi="Bahnschrift SemiLight Condensed"/>
-          <w:sz w:val="40"/>
-          <w:szCs w:val="40"/>
-        </w:rPr>
-        <w:t xml:space="preserve">1 </w:t>
-      </w:r>
-      <w:r>
-        <w:rPr>
-          <w:rFonts w:ascii="Bahnschrift SemiLight Condensed" w:hAnsi="Bahnschrift SemiLight Condensed"/>
-          <w:sz w:val="40"/>
-          <w:szCs w:val="40"/>
-        </w:rPr>
-        <w:t xml:space="preserve">Użytkownik może wyszukać konkretny zestaw za pomocą wyszukiwarki. </w:t>
-      </w:r>
-    </w:p>
-    <w:p>
-      <w:pPr>
-        <w:rPr>
-          <w:rFonts w:ascii="Bahnschrift SemiLight Condensed" w:hAnsi="Bahnschrift SemiLight Condensed"/>
-          <w:sz w:val="40"/>
-          <w:szCs w:val="40"/>
-        </w:rPr>
-      </w:pPr>
-      <w:r>
-        <w:rPr>
-          <w:rFonts w:ascii="Bahnschrift SemiLight Condensed" w:hAnsi="Bahnschrift SemiLight Condensed"/>
-          <w:sz w:val="40"/>
-          <w:szCs w:val="40"/>
-        </w:rPr>
-        <w:t>2 Następnie s</w:t>
-      </w:r>
-      <w:r>
-        <w:rPr>
-          <w:rFonts w:ascii="Bahnschrift SemiLight Condensed" w:hAnsi="Bahnschrift SemiLight Condensed"/>
-          <w:sz w:val="40"/>
-          <w:szCs w:val="40"/>
-        </w:rPr>
-        <w:t xml:space="preserve">ystem wyświetla produkty wraz z nazwą, zdjęciem, ceną i </w:t>
-      </w:r>
-      <w:r>
-        <w:rPr>
-          <w:rFonts w:ascii="Bahnschrift SemiLight Condensed" w:hAnsi="Bahnschrift SemiLight Condensed"/>
-          <w:sz w:val="40"/>
-          <w:szCs w:val="40"/>
-        </w:rPr>
-        <w:t xml:space="preserve">zielonym </w:t>
-      </w:r>
-      <w:proofErr w:type="gramStart"/>
-      <w:r>
-        <w:rPr>
-          <w:rFonts w:ascii="Bahnschrift SemiLight Condensed" w:hAnsi="Bahnschrift SemiLight Condensed"/>
-          <w:sz w:val="40"/>
-          <w:szCs w:val="40"/>
-        </w:rPr>
-        <w:t>kółeczkiem</w:t>
-      </w:r>
-      <w:proofErr w:type="gramEnd"/>
-      <w:r>
-        <w:rPr>
-          <w:rFonts w:ascii="Bahnschrift SemiLight Condensed" w:hAnsi="Bahnschrift SemiLight Condensed"/>
-          <w:sz w:val="40"/>
-          <w:szCs w:val="40"/>
-        </w:rPr>
-        <w:t xml:space="preserve"> jeśli zestaw jest dostępny, </w:t>
-      </w:r>
-      <w:proofErr w:type="gramStart"/>
-      <w:r>
-        <w:rPr>
-          <w:rFonts w:ascii="Bahnschrift SemiLight Condensed" w:hAnsi="Bahnschrift SemiLight Condensed"/>
-          <w:sz w:val="40"/>
-          <w:szCs w:val="40"/>
-        </w:rPr>
-        <w:t>czerwonym</w:t>
-      </w:r>
-      <w:proofErr w:type="gramEnd"/>
-      <w:r>
-        <w:rPr>
-          <w:rFonts w:ascii="Bahnschrift SemiLight Condensed" w:hAnsi="Bahnschrift SemiLight Condensed"/>
-          <w:sz w:val="40"/>
-          <w:szCs w:val="40"/>
-        </w:rPr>
-        <w:t xml:space="preserve"> jeśli aktualnie nie ma go na stanie sklepu</w:t>
-      </w:r>
-      <w:r>
-        <w:rPr>
-          <w:rFonts w:ascii="Bahnschrift SemiLight Condensed" w:hAnsi="Bahnschrift SemiLight Condensed"/>
-          <w:sz w:val="40"/>
-          <w:szCs w:val="40"/>
-        </w:rPr>
-        <w:t>.</w:t>
-      </w:r>
-    </w:p>
-    <w:p/>
+        <w:numPr>
+          <w:ilvl w:val="0"/>
+          <w:numId w:val="7"/>
+        </w:numPr>
+        <w:rPr>
+          <w:rFonts w:ascii="Bahnschrift SemiLight Condensed" w:hAnsi="Bahnschrift SemiLight Condensed"/>
+          <w:sz w:val="40"/>
+          <w:szCs w:val="40"/>
+        </w:rPr>
+      </w:pPr>
+      <w:r>
+        <w:rPr>
+          <w:rFonts w:ascii="Bahnschrift SemiLight Condensed" w:hAnsi="Bahnschrift SemiLight Condensed"/>
+          <w:sz w:val="40"/>
+          <w:szCs w:val="40"/>
+        </w:rPr>
+        <w:t>Klient wybiera interesujący go zestaw LEGO.</w:t>
+      </w:r>
+    </w:p>
+    <w:p>
+      <w:pPr>
+        <w:numPr>
+          <w:ilvl w:val="0"/>
+          <w:numId w:val="7"/>
+        </w:numPr>
+        <w:rPr>
+          <w:rFonts w:ascii="Bahnschrift SemiLight Condensed" w:hAnsi="Bahnschrift SemiLight Condensed"/>
+          <w:sz w:val="40"/>
+          <w:szCs w:val="40"/>
+        </w:rPr>
+      </w:pPr>
+      <w:r>
+        <w:rPr>
+          <w:rFonts w:ascii="Bahnschrift SemiLight Condensed" w:hAnsi="Bahnschrift SemiLight Condensed"/>
+          <w:sz w:val="40"/>
+          <w:szCs w:val="40"/>
+        </w:rPr>
+        <w:t>Klient dodaje wybrany produkt do koszyka.</w:t>
+      </w:r>
+    </w:p>
+    <w:p>
+      <w:pPr>
+        <w:numPr>
+          <w:ilvl w:val="0"/>
+          <w:numId w:val="7"/>
+        </w:numPr>
+        <w:rPr>
+          <w:rFonts w:ascii="Bahnschrift SemiLight Condensed" w:hAnsi="Bahnschrift SemiLight Condensed"/>
+          <w:sz w:val="40"/>
+          <w:szCs w:val="40"/>
+        </w:rPr>
+      </w:pPr>
+      <w:r>
+        <w:rPr>
+          <w:rFonts w:ascii="Bahnschrift SemiLight Condensed" w:hAnsi="Bahnschrift SemiLight Condensed"/>
+          <w:sz w:val="40"/>
+          <w:szCs w:val="40"/>
+        </w:rPr>
+        <w:t>System wyświetla zawartość koszyka oraz podsumowanie zamówienia.</w:t>
+      </w:r>
+    </w:p>
+    <w:p>
+      <w:pPr>
+        <w:numPr>
+          <w:ilvl w:val="0"/>
+          <w:numId w:val="7"/>
+        </w:numPr>
+        <w:rPr>
+          <w:rFonts w:ascii="Bahnschrift SemiLight Condensed" w:hAnsi="Bahnschrift SemiLight Condensed"/>
+          <w:sz w:val="40"/>
+          <w:szCs w:val="40"/>
+        </w:rPr>
+      </w:pPr>
+      <w:r>
+        <w:rPr>
+          <w:rFonts w:ascii="Bahnschrift SemiLight Condensed" w:hAnsi="Bahnschrift SemiLight Condensed"/>
+          <w:sz w:val="40"/>
+          <w:szCs w:val="40"/>
+        </w:rPr>
+        <w:t>Klient podaje dane potrzebne do realizacji zamówienia.</w:t>
+      </w:r>
+    </w:p>
+    <w:p>
+      <w:pPr>
+        <w:numPr>
+          <w:ilvl w:val="0"/>
+          <w:numId w:val="7"/>
+        </w:numPr>
+        <w:rPr>
+          <w:rFonts w:ascii="Bahnschrift SemiLight Condensed" w:hAnsi="Bahnschrift SemiLight Condensed"/>
+          <w:sz w:val="40"/>
+          <w:szCs w:val="40"/>
+        </w:rPr>
+      </w:pPr>
+      <w:r>
+        <w:rPr>
+          <w:rFonts w:ascii="Bahnschrift SemiLight Condensed" w:hAnsi="Bahnschrift SemiLight Condensed"/>
+          <w:sz w:val="40"/>
+          <w:szCs w:val="40"/>
+        </w:rPr>
+        <w:t>Klient wybiera metodę dostawy i płatności.</w:t>
+      </w:r>
+    </w:p>
+    <w:p>
+      <w:pPr>
+        <w:numPr>
+          <w:ilvl w:val="0"/>
+          <w:numId w:val="7"/>
+        </w:numPr>
+        <w:rPr>
+          <w:rFonts w:ascii="Bahnschrift SemiLight Condensed" w:hAnsi="Bahnschrift SemiLight Condensed"/>
+          <w:sz w:val="40"/>
+          <w:szCs w:val="40"/>
+        </w:rPr>
+      </w:pPr>
+      <w:r>
+        <w:rPr>
+          <w:rFonts w:ascii="Bahnschrift SemiLight Condensed" w:hAnsi="Bahnschrift SemiLight Condensed"/>
+          <w:sz w:val="40"/>
+          <w:szCs w:val="40"/>
+        </w:rPr>
+        <w:t>Klient zatwierdza zamówienie.</w:t>
+      </w:r>
+    </w:p>
+    <w:p>
+      <w:pPr>
+        <w:numPr>
+          <w:ilvl w:val="0"/>
+          <w:numId w:val="7"/>
+        </w:numPr>
+        <w:rPr>
+          <w:rFonts w:ascii="Bahnschrift SemiLight Condensed" w:hAnsi="Bahnschrift SemiLight Condensed"/>
+          <w:sz w:val="40"/>
+          <w:szCs w:val="40"/>
+        </w:rPr>
+      </w:pPr>
+      <w:r>
+        <w:rPr>
+          <w:rFonts w:ascii="Bahnschrift SemiLight Condensed" w:hAnsi="Bahnschrift SemiLight Condensed"/>
+          <w:sz w:val="40"/>
+          <w:szCs w:val="40"/>
+        </w:rPr>
+        <w:t>System zapisuje zamówienie i wyświetla potwierdzenie dokonania zakupu.</w:t>
+      </w:r>
+    </w:p>
+    <w:p>
+      <w:pPr>
+        <w:rPr>
+          <w:rFonts w:ascii="Bahnschrift SemiLight Condensed" w:hAnsi="Bahnschrift SemiLight Condensed"/>
+          <w:sz w:val="40"/>
+          <w:szCs w:val="40"/>
+        </w:rPr>
+      </w:pPr>
+    </w:p>
     <w:sectPr>
       <w:pgSz w:w="11906" w:h="16838"/>
       <w:pgMar w:top="1417" w:right="1417" w:bottom="1417" w:left="1417" w:header="708" w:footer="708" w:gutter="0"/>
@@ -1717,6 +2649,119 @@
 
 <file path=word/numbering.xml><?xml version="1.0" encoding="utf-8"?>
 <w:numbering xmlns:wpc="http://schemas.microsoft.com/office/word/2010/wordprocessingCanvas" xmlns:cx="http://schemas.microsoft.com/office/drawing/2014/chartex" xmlns:cx1="http://schemas.microsoft.com/office/drawing/2015/9/8/chartex" xmlns:cx2="http://schemas.microsoft.com/office/drawing/2015/10/21/chartex" xmlns:cx3="http://schemas.microsoft.com/office/drawing/2016/5/9/chartex" xmlns:cx4="http://schemas.microsoft.com/office/drawing/2016/5/10/chartex" xmlns:cx5="http://schemas.microsoft.com/office/drawing/2016/5/11/chartex" xmlns:cx6="http://schemas.microsoft.com/office/drawing/2016/5/12/chartex" xmlns:cx7="http://schemas.microsoft.com/office/drawing/2016/5/13/chartex" xmlns:cx8="http://schemas.microsoft.com/office/drawing/2016/5/14/chartex" xmlns:mc="http://schemas.openxmlformats.org/markup-compatibility/2006" xmlns:aink="http://schemas.microsoft.com/office/drawing/2016/ink" xmlns:am3d="http://schemas.microsoft.com/office/drawing/2017/model3d" xmlns:o="urn:schemas-microsoft-com:office:office" xmlns:oel="http://schemas.microsoft.com/office/2019/extlst" xmlns:r="http://schemas.openxmlformats.org/officeDocument/2006/relationships" xmlns:m="http://schemas.openxmlformats.org/officeDocument/2006/math" xmlns:v="urn:schemas-microsoft-com:vml" xmlns:wp14="http://schemas.microsoft.com/office/word/2010/wordprocessingDrawing" xmlns:wp="http://schemas.openxmlformats.org/drawingml/2006/wordprocessingDrawing" xmlns:w10="urn:schemas-microsoft-com:office:word" xmlns:w="http://schemas.openxmlformats.org/wordprocessingml/2006/main" xmlns:w14="http://schemas.microsoft.com/office/word/2010/wordml" xmlns:w15="http://schemas.microsoft.com/office/word/2012/wordml" xmlns:w16cex="http://schemas.microsoft.com/office/word/2018/wordml/cex" xmlns:w16cid="http://schemas.microsoft.com/office/word/2016/wordml/cid" xmlns:w16="http://schemas.microsoft.com/office/word/2018/wordml" xmlns:w16du="http://schemas.microsoft.com/office/word/2023/wordml/word16du" xmlns:w16sdtdh="http://schemas.microsoft.com/office/word/2020/wordml/sdtdatahash" xmlns:w16sdtfl="http://schemas.microsoft.com/office/word/2024/wordml/sdtformatlock" xmlns:w16se="http://schemas.microsoft.com/office/word/2015/wordml/symex" xmlns:wpg="http://schemas.microsoft.com/office/word/2010/wordprocessingGroup" xmlns:wpi="http://schemas.microsoft.com/office/word/2010/wordprocessingInk" xmlns:wne="http://schemas.microsoft.com/office/word/2006/wordml" xmlns:wps="http://schemas.microsoft.com/office/word/2010/wordprocessingShape" mc:Ignorable="w14 w15 w16se w16cid w16 w16cex w16sdtdh w16sdtfl w16du wp14">
+  <w:abstractNum w:abstractNumId="0" w15:restartNumberingAfterBreak="0">
+    <w:nsid w:val="06FD4627"/>
+    <w:multiLevelType w:val="multilevel"/>
+    <w:tmpl w:val="05C47272"/>
+    <w:lvl w:ilvl="0">
+      <w:start w:val="1"/>
+      <w:numFmt w:val="decimal"/>
+      <w:lvlText w:val="%1."/>
+      <w:lvlJc w:val="left"/>
+      <w:pPr>
+        <w:tabs>
+          <w:tab w:val="num" w:pos="720"/>
+        </w:tabs>
+        <w:ind w:left="720" w:hanging="360"/>
+      </w:pPr>
+    </w:lvl>
+    <w:lvl w:ilvl="1" w:tentative="1">
+      <w:start w:val="1"/>
+      <w:numFmt w:val="decimal"/>
+      <w:lvlText w:val="%2."/>
+      <w:lvlJc w:val="left"/>
+      <w:pPr>
+        <w:tabs>
+          <w:tab w:val="num" w:pos="1440"/>
+        </w:tabs>
+        <w:ind w:left="1440" w:hanging="360"/>
+      </w:pPr>
+    </w:lvl>
+    <w:lvl w:ilvl="2" w:tentative="1">
+      <w:start w:val="1"/>
+      <w:numFmt w:val="decimal"/>
+      <w:lvlText w:val="%3."/>
+      <w:lvlJc w:val="left"/>
+      <w:pPr>
+        <w:tabs>
+          <w:tab w:val="num" w:pos="2160"/>
+        </w:tabs>
+        <w:ind w:left="2160" w:hanging="360"/>
+      </w:pPr>
+    </w:lvl>
+    <w:lvl w:ilvl="3" w:tentative="1">
+      <w:start w:val="1"/>
+      <w:numFmt w:val="decimal"/>
+      <w:lvlText w:val="%4."/>
+      <w:lvlJc w:val="left"/>
+      <w:pPr>
+        <w:tabs>
+          <w:tab w:val="num" w:pos="2880"/>
+        </w:tabs>
+        <w:ind w:left="2880" w:hanging="360"/>
+      </w:pPr>
+    </w:lvl>
+    <w:lvl w:ilvl="4" w:tentative="1">
+      <w:start w:val="1"/>
+      <w:numFmt w:val="decimal"/>
+      <w:lvlText w:val="%5."/>
+      <w:lvlJc w:val="left"/>
+      <w:pPr>
+        <w:tabs>
+          <w:tab w:val="num" w:pos="3600"/>
+        </w:tabs>
+        <w:ind w:left="3600" w:hanging="360"/>
+      </w:pPr>
+    </w:lvl>
+    <w:lvl w:ilvl="5" w:tentative="1">
+      <w:start w:val="1"/>
+      <w:numFmt w:val="decimal"/>
+      <w:lvlText w:val="%6."/>
+      <w:lvlJc w:val="left"/>
+      <w:pPr>
+        <w:tabs>
+          <w:tab w:val="num" w:pos="4320"/>
+        </w:tabs>
+        <w:ind w:left="4320" w:hanging="360"/>
+      </w:pPr>
+    </w:lvl>
+    <w:lvl w:ilvl="6" w:tentative="1">
+      <w:start w:val="1"/>
+      <w:numFmt w:val="decimal"/>
+      <w:lvlText w:val="%7."/>
+      <w:lvlJc w:val="left"/>
+      <w:pPr>
+        <w:tabs>
+          <w:tab w:val="num" w:pos="5040"/>
+        </w:tabs>
+        <w:ind w:left="5040" w:hanging="360"/>
+      </w:pPr>
+    </w:lvl>
+    <w:lvl w:ilvl="7" w:tentative="1">
+      <w:start w:val="1"/>
+      <w:numFmt w:val="decimal"/>
+      <w:lvlText w:val="%8."/>
+      <w:lvlJc w:val="left"/>
+      <w:pPr>
+        <w:tabs>
+          <w:tab w:val="num" w:pos="5760"/>
+        </w:tabs>
+        <w:ind w:left="5760" w:hanging="360"/>
+      </w:pPr>
+    </w:lvl>
+    <w:lvl w:ilvl="8" w:tentative="1">
+      <w:start w:val="1"/>
+      <w:numFmt w:val="decimal"/>
+      <w:lvlText w:val="%9."/>
+      <w:lvlJc w:val="left"/>
+      <w:pPr>
+        <w:tabs>
+          <w:tab w:val="num" w:pos="6480"/>
+        </w:tabs>
+        <w:ind w:left="6480" w:hanging="360"/>
+      </w:pPr>
+    </w:lvl>
+  </w:abstractNum>
   <w:abstractNum w:abstractNumId="1" w15:restartNumberingAfterBreak="0">
     <w:nsid w:val="318740B9"/>
     <w:multiLevelType w:val="hybridMultilevel"/>
@@ -1807,6 +2852,232 @@
     </w:lvl>
   </w:abstractNum>
   <w:abstractNum w:abstractNumId="2" w15:restartNumberingAfterBreak="0">
+    <w:nsid w:val="3E2013C7"/>
+    <w:multiLevelType w:val="multilevel"/>
+    <w:tmpl w:val="FDD6AC4A"/>
+    <w:lvl w:ilvl="0">
+      <w:start w:val="1"/>
+      <w:numFmt w:val="decimal"/>
+      <w:lvlText w:val="%1."/>
+      <w:lvlJc w:val="left"/>
+      <w:pPr>
+        <w:tabs>
+          <w:tab w:val="num" w:pos="720"/>
+        </w:tabs>
+        <w:ind w:left="720" w:hanging="360"/>
+      </w:pPr>
+    </w:lvl>
+    <w:lvl w:ilvl="1" w:tentative="1">
+      <w:start w:val="1"/>
+      <w:numFmt w:val="decimal"/>
+      <w:lvlText w:val="%2."/>
+      <w:lvlJc w:val="left"/>
+      <w:pPr>
+        <w:tabs>
+          <w:tab w:val="num" w:pos="1440"/>
+        </w:tabs>
+        <w:ind w:left="1440" w:hanging="360"/>
+      </w:pPr>
+    </w:lvl>
+    <w:lvl w:ilvl="2" w:tentative="1">
+      <w:start w:val="1"/>
+      <w:numFmt w:val="decimal"/>
+      <w:lvlText w:val="%3."/>
+      <w:lvlJc w:val="left"/>
+      <w:pPr>
+        <w:tabs>
+          <w:tab w:val="num" w:pos="2160"/>
+        </w:tabs>
+        <w:ind w:left="2160" w:hanging="360"/>
+      </w:pPr>
+    </w:lvl>
+    <w:lvl w:ilvl="3" w:tentative="1">
+      <w:start w:val="1"/>
+      <w:numFmt w:val="decimal"/>
+      <w:lvlText w:val="%4."/>
+      <w:lvlJc w:val="left"/>
+      <w:pPr>
+        <w:tabs>
+          <w:tab w:val="num" w:pos="2880"/>
+        </w:tabs>
+        <w:ind w:left="2880" w:hanging="360"/>
+      </w:pPr>
+    </w:lvl>
+    <w:lvl w:ilvl="4" w:tentative="1">
+      <w:start w:val="1"/>
+      <w:numFmt w:val="decimal"/>
+      <w:lvlText w:val="%5."/>
+      <w:lvlJc w:val="left"/>
+      <w:pPr>
+        <w:tabs>
+          <w:tab w:val="num" w:pos="3600"/>
+        </w:tabs>
+        <w:ind w:left="3600" w:hanging="360"/>
+      </w:pPr>
+    </w:lvl>
+    <w:lvl w:ilvl="5" w:tentative="1">
+      <w:start w:val="1"/>
+      <w:numFmt w:val="decimal"/>
+      <w:lvlText w:val="%6."/>
+      <w:lvlJc w:val="left"/>
+      <w:pPr>
+        <w:tabs>
+          <w:tab w:val="num" w:pos="4320"/>
+        </w:tabs>
+        <w:ind w:left="4320" w:hanging="360"/>
+      </w:pPr>
+    </w:lvl>
+    <w:lvl w:ilvl="6" w:tentative="1">
+      <w:start w:val="1"/>
+      <w:numFmt w:val="decimal"/>
+      <w:lvlText w:val="%7."/>
+      <w:lvlJc w:val="left"/>
+      <w:pPr>
+        <w:tabs>
+          <w:tab w:val="num" w:pos="5040"/>
+        </w:tabs>
+        <w:ind w:left="5040" w:hanging="360"/>
+      </w:pPr>
+    </w:lvl>
+    <w:lvl w:ilvl="7" w:tentative="1">
+      <w:start w:val="1"/>
+      <w:numFmt w:val="decimal"/>
+      <w:lvlText w:val="%8."/>
+      <w:lvlJc w:val="left"/>
+      <w:pPr>
+        <w:tabs>
+          <w:tab w:val="num" w:pos="5760"/>
+        </w:tabs>
+        <w:ind w:left="5760" w:hanging="360"/>
+      </w:pPr>
+    </w:lvl>
+    <w:lvl w:ilvl="8" w:tentative="1">
+      <w:start w:val="1"/>
+      <w:numFmt w:val="decimal"/>
+      <w:lvlText w:val="%9."/>
+      <w:lvlJc w:val="left"/>
+      <w:pPr>
+        <w:tabs>
+          <w:tab w:val="num" w:pos="6480"/>
+        </w:tabs>
+        <w:ind w:left="6480" w:hanging="360"/>
+      </w:pPr>
+    </w:lvl>
+  </w:abstractNum>
+  <w:abstractNum w:abstractNumId="3" w15:restartNumberingAfterBreak="0">
+    <w:nsid w:val="58FF761A"/>
+    <w:multiLevelType w:val="multilevel"/>
+    <w:tmpl w:val="05061788"/>
+    <w:lvl w:ilvl="0">
+      <w:start w:val="1"/>
+      <w:numFmt w:val="decimal"/>
+      <w:lvlText w:val="%1."/>
+      <w:lvlJc w:val="left"/>
+      <w:pPr>
+        <w:tabs>
+          <w:tab w:val="num" w:pos="720"/>
+        </w:tabs>
+        <w:ind w:left="720" w:hanging="360"/>
+      </w:pPr>
+    </w:lvl>
+    <w:lvl w:ilvl="1" w:tentative="1">
+      <w:start w:val="1"/>
+      <w:numFmt w:val="decimal"/>
+      <w:lvlText w:val="%2."/>
+      <w:lvlJc w:val="left"/>
+      <w:pPr>
+        <w:tabs>
+          <w:tab w:val="num" w:pos="1440"/>
+        </w:tabs>
+        <w:ind w:left="1440" w:hanging="360"/>
+      </w:pPr>
+    </w:lvl>
+    <w:lvl w:ilvl="2" w:tentative="1">
+      <w:start w:val="1"/>
+      <w:numFmt w:val="decimal"/>
+      <w:lvlText w:val="%3."/>
+      <w:lvlJc w:val="left"/>
+      <w:pPr>
+        <w:tabs>
+          <w:tab w:val="num" w:pos="2160"/>
+        </w:tabs>
+        <w:ind w:left="2160" w:hanging="360"/>
+      </w:pPr>
+    </w:lvl>
+    <w:lvl w:ilvl="3" w:tentative="1">
+      <w:start w:val="1"/>
+      <w:numFmt w:val="decimal"/>
+      <w:lvlText w:val="%4."/>
+      <w:lvlJc w:val="left"/>
+      <w:pPr>
+        <w:tabs>
+          <w:tab w:val="num" w:pos="2880"/>
+        </w:tabs>
+        <w:ind w:left="2880" w:hanging="360"/>
+      </w:pPr>
+    </w:lvl>
+    <w:lvl w:ilvl="4" w:tentative="1">
+      <w:start w:val="1"/>
+      <w:numFmt w:val="decimal"/>
+      <w:lvlText w:val="%5."/>
+      <w:lvlJc w:val="left"/>
+      <w:pPr>
+        <w:tabs>
+          <w:tab w:val="num" w:pos="3600"/>
+        </w:tabs>
+        <w:ind w:left="3600" w:hanging="360"/>
+      </w:pPr>
+    </w:lvl>
+    <w:lvl w:ilvl="5" w:tentative="1">
+      <w:start w:val="1"/>
+      <w:numFmt w:val="decimal"/>
+      <w:lvlText w:val="%6."/>
+      <w:lvlJc w:val="left"/>
+      <w:pPr>
+        <w:tabs>
+          <w:tab w:val="num" w:pos="4320"/>
+        </w:tabs>
+        <w:ind w:left="4320" w:hanging="360"/>
+      </w:pPr>
+    </w:lvl>
+    <w:lvl w:ilvl="6" w:tentative="1">
+      <w:start w:val="1"/>
+      <w:numFmt w:val="decimal"/>
+      <w:lvlText w:val="%7."/>
+      <w:lvlJc w:val="left"/>
+      <w:pPr>
+        <w:tabs>
+          <w:tab w:val="num" w:pos="5040"/>
+        </w:tabs>
+        <w:ind w:left="5040" w:hanging="360"/>
+      </w:pPr>
+    </w:lvl>
+    <w:lvl w:ilvl="7" w:tentative="1">
+      <w:start w:val="1"/>
+      <w:numFmt w:val="decimal"/>
+      <w:lvlText w:val="%8."/>
+      <w:lvlJc w:val="left"/>
+      <w:pPr>
+        <w:tabs>
+          <w:tab w:val="num" w:pos="5760"/>
+        </w:tabs>
+        <w:ind w:left="5760" w:hanging="360"/>
+      </w:pPr>
+    </w:lvl>
+    <w:lvl w:ilvl="8" w:tentative="1">
+      <w:start w:val="1"/>
+      <w:numFmt w:val="decimal"/>
+      <w:lvlText w:val="%9."/>
+      <w:lvlJc w:val="left"/>
+      <w:pPr>
+        <w:tabs>
+          <w:tab w:val="num" w:pos="6480"/>
+        </w:tabs>
+        <w:ind w:left="6480" w:hanging="360"/>
+      </w:pPr>
+    </w:lvl>
+  </w:abstractNum>
+  <w:abstractNum w:abstractNumId="4" w15:restartNumberingAfterBreak="0">
     <w:nsid w:val="6EC0031D"/>
     <w:multiLevelType w:val="hybridMultilevel"/>
     <w:tmpl w:val="D0BE9C46"/>
@@ -1919,10 +3190,10 @@
       </w:rPr>
     </w:lvl>
   </w:abstractNum>
-  <w:abstractNum w:abstractNumId="3" w15:restartNumberingAfterBreak="0">
+  <w:abstractNum w:abstractNumId="5" w15:restartNumberingAfterBreak="0">
     <w:nsid w:val="740D74FC"/>
     <w:multiLevelType w:val="hybridMultilevel"/>
-    <w:tmpl w:val="95683E1A"/>
+    <w:tmpl w:val="0010A6B6"/>
     <w:lvl w:ilvl="0" w:tplc="04150001">
       <w:start w:val="1"/>
       <w:numFmt w:val="bullet"/>
@@ -2030,16 +3301,141 @@
       <w:rPr>
         <w:rFonts w:ascii="Wingdings" w:hAnsi="Wingdings" w:hint="default"/>
       </w:rPr>
+    </w:lvl>
+  </w:abstractNum>
+  <w:abstractNum w:abstractNumId="6" w15:restartNumberingAfterBreak="0">
+    <w:nsid w:val="7EB83A6C"/>
+    <w:multiLevelType w:val="multilevel"/>
+    <w:tmpl w:val="F2D8EE52"/>
+    <w:lvl w:ilvl="0">
+      <w:start w:val="1"/>
+      <w:numFmt w:val="decimal"/>
+      <w:lvlText w:val="%1."/>
+      <w:lvlJc w:val="left"/>
+      <w:pPr>
+        <w:tabs>
+          <w:tab w:val="num" w:pos="720"/>
+        </w:tabs>
+        <w:ind w:left="720" w:hanging="360"/>
+      </w:pPr>
+    </w:lvl>
+    <w:lvl w:ilvl="1" w:tentative="1">
+      <w:start w:val="1"/>
+      <w:numFmt w:val="decimal"/>
+      <w:lvlText w:val="%2."/>
+      <w:lvlJc w:val="left"/>
+      <w:pPr>
+        <w:tabs>
+          <w:tab w:val="num" w:pos="1440"/>
+        </w:tabs>
+        <w:ind w:left="1440" w:hanging="360"/>
+      </w:pPr>
+    </w:lvl>
+    <w:lvl w:ilvl="2" w:tentative="1">
+      <w:start w:val="1"/>
+      <w:numFmt w:val="decimal"/>
+      <w:lvlText w:val="%3."/>
+      <w:lvlJc w:val="left"/>
+      <w:pPr>
+        <w:tabs>
+          <w:tab w:val="num" w:pos="2160"/>
+        </w:tabs>
+        <w:ind w:left="2160" w:hanging="360"/>
+      </w:pPr>
+    </w:lvl>
+    <w:lvl w:ilvl="3" w:tentative="1">
+      <w:start w:val="1"/>
+      <w:numFmt w:val="decimal"/>
+      <w:lvlText w:val="%4."/>
+      <w:lvlJc w:val="left"/>
+      <w:pPr>
+        <w:tabs>
+          <w:tab w:val="num" w:pos="2880"/>
+        </w:tabs>
+        <w:ind w:left="2880" w:hanging="360"/>
+      </w:pPr>
+    </w:lvl>
+    <w:lvl w:ilvl="4" w:tentative="1">
+      <w:start w:val="1"/>
+      <w:numFmt w:val="decimal"/>
+      <w:lvlText w:val="%5."/>
+      <w:lvlJc w:val="left"/>
+      <w:pPr>
+        <w:tabs>
+          <w:tab w:val="num" w:pos="3600"/>
+        </w:tabs>
+        <w:ind w:left="3600" w:hanging="360"/>
+      </w:pPr>
+    </w:lvl>
+    <w:lvl w:ilvl="5" w:tentative="1">
+      <w:start w:val="1"/>
+      <w:numFmt w:val="decimal"/>
+      <w:lvlText w:val="%6."/>
+      <w:lvlJc w:val="left"/>
+      <w:pPr>
+        <w:tabs>
+          <w:tab w:val="num" w:pos="4320"/>
+        </w:tabs>
+        <w:ind w:left="4320" w:hanging="360"/>
+      </w:pPr>
+    </w:lvl>
+    <w:lvl w:ilvl="6" w:tentative="1">
+      <w:start w:val="1"/>
+      <w:numFmt w:val="decimal"/>
+      <w:lvlText w:val="%7."/>
+      <w:lvlJc w:val="left"/>
+      <w:pPr>
+        <w:tabs>
+          <w:tab w:val="num" w:pos="5040"/>
+        </w:tabs>
+        <w:ind w:left="5040" w:hanging="360"/>
+      </w:pPr>
+    </w:lvl>
+    <w:lvl w:ilvl="7" w:tentative="1">
+      <w:start w:val="1"/>
+      <w:numFmt w:val="decimal"/>
+      <w:lvlText w:val="%8."/>
+      <w:lvlJc w:val="left"/>
+      <w:pPr>
+        <w:tabs>
+          <w:tab w:val="num" w:pos="5760"/>
+        </w:tabs>
+        <w:ind w:left="5760" w:hanging="360"/>
+      </w:pPr>
+    </w:lvl>
+    <w:lvl w:ilvl="8" w:tentative="1">
+      <w:start w:val="1"/>
+      <w:numFmt w:val="decimal"/>
+      <w:lvlText w:val="%9."/>
+      <w:lvlJc w:val="left"/>
+      <w:pPr>
+        <w:tabs>
+          <w:tab w:val="num" w:pos="6480"/>
+        </w:tabs>
+        <w:ind w:left="6480" w:hanging="360"/>
+      </w:pPr>
     </w:lvl>
   </w:abstractNum>
   <w:num w:numId="1" w16cid:durableId="1847093652">
     <w:abstractNumId w:val="1"/>
   </w:num>
-  <w:num w:numId="5" w16cid:durableId="71389151">
+  <w:num w:numId="2" w16cid:durableId="71389151">
+    <w:abstractNumId w:val="4"/>
+  </w:num>
+  <w:num w:numId="3" w16cid:durableId="882911644">
+    <w:abstractNumId w:val="5"/>
+  </w:num>
+  <w:num w:numId="4" w16cid:durableId="816068845">
+    <w:abstractNumId w:val="6"/>
+  </w:num>
+  <w:num w:numId="5" w16cid:durableId="1980844735">
+    <w:abstractNumId w:val="0"/>
+  </w:num>
+  <w:num w:numId="6" w16cid:durableId="38632621">
+    <w:abstractNumId w:val="3"/>
+  </w:num>
+  <w:num w:numId="7" w16cid:durableId="479925496">
     <w:abstractNumId w:val="2"/>
-  </w:num>
-  <w:num w:numId="6" w16cid:durableId="882911644">
-    <w:abstractNumId w:val="3"/>
   </w:num>
 </w:numbering>
 </file>
